--- a/razrabotka trebovani/спецификация требований к программному продукту.docx
+++ b/razrabotka trebovani/спецификация требований к программному продукту.docx
@@ -2707,149 +2707,108 @@
       <w:r>
         <w:rPr>
           <w:rFonts w:ascii="Times New Roman" w:eastAsia="Times New Roman" w:hAnsi="Times New Roman" w:cs="Times New Roman"/>
-          <w:sz w:val="28"/>
-          <w:szCs w:val="28"/>
-          <w:lang w:eastAsia="ru-RU"/>
-        </w:rPr>
-        <w:t>Основные сущности:</w:t>
-      </w:r>
-    </w:p>
-    <w:p>
-      <w:pPr>
-        <w:numPr>
-          <w:ilvl w:val="0"/>
-          <w:numId w:val="14"/>
-        </w:numPr>
-        <w:spacing w:after="0" w:line="240" w:lineRule="auto"/>
-        <w:ind w:left="0" w:firstLine="567"/>
-        <w:rPr>
-          <w:rFonts w:ascii="Times New Roman" w:eastAsia="Times New Roman" w:hAnsi="Times New Roman" w:cs="Times New Roman"/>
-          <w:sz w:val="28"/>
-          <w:szCs w:val="28"/>
-          <w:lang w:eastAsia="ru-RU"/>
-        </w:rPr>
-      </w:pPr>
-      <w:r>
-        <w:rPr>
-          <w:rFonts w:ascii="Times New Roman" w:eastAsia="Times New Roman" w:hAnsi="Times New Roman" w:cs="Times New Roman"/>
-          <w:sz w:val="28"/>
-          <w:szCs w:val="28"/>
-          <w:lang w:eastAsia="ru-RU"/>
-        </w:rPr>
-        <w:t>Пользователь</w:t>
-      </w:r>
-    </w:p>
-    <w:p>
-      <w:pPr>
-        <w:numPr>
-          <w:ilvl w:val="0"/>
-          <w:numId w:val="14"/>
-        </w:numPr>
-        <w:spacing w:after="0" w:line="240" w:lineRule="auto"/>
-        <w:ind w:left="0" w:firstLine="567"/>
-        <w:rPr>
-          <w:rFonts w:ascii="Times New Roman" w:eastAsia="Times New Roman" w:hAnsi="Times New Roman" w:cs="Times New Roman"/>
-          <w:sz w:val="28"/>
-          <w:szCs w:val="28"/>
-          <w:lang w:eastAsia="ru-RU"/>
-        </w:rPr>
-      </w:pPr>
-      <w:r>
-        <w:rPr>
-          <w:rFonts w:ascii="Times New Roman" w:eastAsia="Times New Roman" w:hAnsi="Times New Roman" w:cs="Times New Roman"/>
-          <w:sz w:val="28"/>
-          <w:szCs w:val="28"/>
-          <w:lang w:eastAsia="ru-RU"/>
-        </w:rPr>
-        <w:t>Вакансия</w:t>
-      </w:r>
-    </w:p>
-    <w:p>
-      <w:pPr>
-        <w:numPr>
-          <w:ilvl w:val="0"/>
-          <w:numId w:val="14"/>
-        </w:numPr>
-        <w:spacing w:after="0" w:line="240" w:lineRule="auto"/>
-        <w:ind w:left="0" w:firstLine="567"/>
-        <w:rPr>
-          <w:rFonts w:ascii="Times New Roman" w:eastAsia="Times New Roman" w:hAnsi="Times New Roman" w:cs="Times New Roman"/>
-          <w:sz w:val="28"/>
-          <w:szCs w:val="28"/>
-          <w:lang w:eastAsia="ru-RU"/>
-        </w:rPr>
-      </w:pPr>
-      <w:r>
-        <w:rPr>
-          <w:rFonts w:ascii="Times New Roman" w:eastAsia="Times New Roman" w:hAnsi="Times New Roman" w:cs="Times New Roman"/>
-          <w:sz w:val="28"/>
-          <w:szCs w:val="28"/>
-          <w:lang w:eastAsia="ru-RU"/>
-        </w:rPr>
-        <w:t>Источник вакансии</w:t>
-      </w:r>
-    </w:p>
-    <w:p>
-      <w:pPr>
-        <w:numPr>
-          <w:ilvl w:val="0"/>
-          <w:numId w:val="14"/>
-        </w:numPr>
-        <w:spacing w:after="0" w:line="240" w:lineRule="auto"/>
-        <w:ind w:left="0" w:firstLine="567"/>
-        <w:rPr>
-          <w:rFonts w:ascii="Times New Roman" w:eastAsia="Times New Roman" w:hAnsi="Times New Roman" w:cs="Times New Roman"/>
-          <w:sz w:val="28"/>
-          <w:szCs w:val="28"/>
-          <w:lang w:eastAsia="ru-RU"/>
-        </w:rPr>
-      </w:pPr>
-      <w:r>
-        <w:rPr>
-          <w:rFonts w:ascii="Times New Roman" w:eastAsia="Times New Roman" w:hAnsi="Times New Roman" w:cs="Times New Roman"/>
-          <w:sz w:val="28"/>
-          <w:szCs w:val="28"/>
-          <w:lang w:eastAsia="ru-RU"/>
-        </w:rPr>
-        <w:t>Фильтр поиска</w:t>
+          <w:noProof/>
+          <w:sz w:val="28"/>
+          <w:szCs w:val="28"/>
+          <w:lang w:eastAsia="ru-RU"/>
+        </w:rPr>
+        <w:drawing>
+          <wp:inline distT="0" distB="0" distL="0" distR="0" wp14:anchorId="7DB1FB4A" wp14:editId="01690A0C">
+            <wp:extent cx="3139440" cy="3639027"/>
+            <wp:effectExtent l="0" t="0" r="3810" b="0"/>
+            <wp:docPr id="1" name="Рисунок 1"/>
+            <wp:cNvGraphicFramePr>
+              <a:graphicFrameLocks xmlns:a="http://schemas.openxmlformats.org/drawingml/2006/main" noChangeAspect="1"/>
+            </wp:cNvGraphicFramePr>
+            <a:graphic xmlns:a="http://schemas.openxmlformats.org/drawingml/2006/main">
+              <a:graphicData uri="http://schemas.openxmlformats.org/drawingml/2006/picture">
+                <pic:pic xmlns:pic="http://schemas.openxmlformats.org/drawingml/2006/picture">
+                  <pic:nvPicPr>
+                    <pic:cNvPr id="1" name=""/>
+                    <pic:cNvPicPr/>
+                  </pic:nvPicPr>
+                  <pic:blipFill rotWithShape="1">
+                    <a:blip r:embed="rId5"/>
+                    <a:srcRect b="6050"/>
+                    <a:stretch/>
+                  </pic:blipFill>
+                  <pic:spPr bwMode="auto">
+                    <a:xfrm>
+                      <a:off x="0" y="0"/>
+                      <a:ext cx="3166611" cy="3670522"/>
+                    </a:xfrm>
+                    <a:prstGeom prst="rect">
+                      <a:avLst/>
+                    </a:prstGeom>
+                    <a:ln>
+                      <a:noFill/>
+                    </a:ln>
+                    <a:extLst>
+                      <a:ext uri="{53640926-AAD7-44D8-BBD7-CCE9431645EC}">
+                        <a14:shadowObscured xmlns:a14="http://schemas.microsoft.com/office/drawing/2010/main"/>
+                      </a:ext>
+                    </a:extLst>
+                  </pic:spPr>
+                </pic:pic>
+              </a:graphicData>
+            </a:graphic>
+          </wp:inline>
+        </w:drawing>
       </w:r>
     </w:p>
     <w:p>
       <w:pPr>
         <w:spacing w:after="0" w:line="240" w:lineRule="auto"/>
         <w:ind w:firstLine="567"/>
-        <w:rPr>
-          <w:rFonts w:ascii="Times New Roman" w:eastAsia="Times New Roman" w:hAnsi="Times New Roman" w:cs="Times New Roman"/>
-          <w:sz w:val="28"/>
-          <w:szCs w:val="28"/>
-          <w:lang w:eastAsia="ru-RU"/>
-        </w:rPr>
-      </w:pPr>
+        <w:outlineLvl w:val="0"/>
+        <w:rPr>
+          <w:rFonts w:ascii="Times New Roman" w:eastAsia="Times New Roman" w:hAnsi="Times New Roman" w:cs="Times New Roman"/>
+          <w:b/>
+          <w:bCs/>
+          <w:kern w:val="36"/>
+          <w:sz w:val="28"/>
+          <w:szCs w:val="28"/>
+          <w:lang w:eastAsia="ru-RU"/>
+        </w:rPr>
+      </w:pPr>
+      <w:r>
+        <w:rPr>
+          <w:rFonts w:ascii="Times New Roman" w:eastAsia="Times New Roman" w:hAnsi="Times New Roman" w:cs="Times New Roman"/>
+          <w:b/>
+          <w:bCs/>
+          <w:kern w:val="36"/>
+          <w:sz w:val="28"/>
+          <w:szCs w:val="28"/>
+          <w:lang w:eastAsia="ru-RU"/>
+        </w:rPr>
+        <w:lastRenderedPageBreak/>
+        <w:t>4.2 Словарь данных</w:t>
+      </w:r>
     </w:p>
     <w:p>
       <w:pPr>
         <w:spacing w:after="0" w:line="240" w:lineRule="auto"/>
         <w:ind w:firstLine="567"/>
-        <w:outlineLvl w:val="2"/>
-        <w:rPr>
-          <w:rFonts w:ascii="Times New Roman" w:eastAsia="Times New Roman" w:hAnsi="Times New Roman" w:cs="Times New Roman"/>
-          <w:b/>
-          <w:bCs/>
-          <w:sz w:val="28"/>
-          <w:szCs w:val="28"/>
-          <w:lang w:eastAsia="ru-RU"/>
-        </w:rPr>
-      </w:pPr>
-      <w:r>
-        <w:rPr>
-          <w:rFonts w:ascii="Times New Roman" w:eastAsia="Times New Roman" w:hAnsi="Times New Roman" w:cs="Times New Roman"/>
-          <w:b/>
-          <w:bCs/>
-          <w:sz w:val="28"/>
-          <w:szCs w:val="28"/>
-          <w:lang w:eastAsia="ru-RU"/>
-        </w:rPr>
-        <w:t>4.2 Словарь данных (фрагмент)</w:t>
+        <w:outlineLvl w:val="1"/>
+        <w:rPr>
+          <w:rFonts w:ascii="Times New Roman" w:eastAsia="Times New Roman" w:hAnsi="Times New Roman" w:cs="Times New Roman"/>
+          <w:b/>
+          <w:bCs/>
+          <w:sz w:val="28"/>
+          <w:szCs w:val="28"/>
+          <w:lang w:eastAsia="ru-RU"/>
+        </w:rPr>
+      </w:pPr>
+      <w:r>
+        <w:rPr>
+          <w:rFonts w:ascii="Times New Roman" w:eastAsia="Times New Roman" w:hAnsi="Times New Roman" w:cs="Times New Roman"/>
+          <w:b/>
+          <w:bCs/>
+          <w:sz w:val="28"/>
+          <w:szCs w:val="28"/>
+          <w:lang w:eastAsia="ru-RU"/>
+        </w:rPr>
+        <w:t>4.2.1 Сущность «Пользователь»</w:t>
       </w:r>
     </w:p>
     <w:tbl>
@@ -2865,9 +2824,10 @@
         <w:tblLook w:val="04A0" w:firstRow="1" w:lastRow="0" w:firstColumn="1" w:lastColumn="0" w:noHBand="0" w:noVBand="1"/>
       </w:tblPr>
       <w:tblGrid>
-        <w:gridCol w:w="1669"/>
-        <w:gridCol w:w="2992"/>
-        <w:gridCol w:w="1420"/>
+        <w:gridCol w:w="1981"/>
+        <w:gridCol w:w="3789"/>
+        <w:gridCol w:w="1889"/>
+        <w:gridCol w:w="2689"/>
       </w:tblGrid>
       <w:tr>
         <w:trPr>
@@ -2903,7 +2863,7 @@
                 <w:szCs w:val="28"/>
                 <w:lang w:eastAsia="ru-RU"/>
               </w:rPr>
-              <w:t>Поле</w:t>
+              <w:t>Атрибут</w:t>
             </w:r>
           </w:p>
         </w:tc>
@@ -2969,7 +2929,40 @@
                 <w:szCs w:val="28"/>
                 <w:lang w:eastAsia="ru-RU"/>
               </w:rPr>
-              <w:t>Тип</w:t>
+              <w:t>Тип данных</w:t>
+            </w:r>
+          </w:p>
+        </w:tc>
+        <w:tc>
+          <w:tcPr>
+            <w:tcW w:w="0" w:type="auto"/>
+            <w:vAlign w:val="center"/>
+            <w:hideMark/>
+          </w:tcPr>
+          <w:p>
+            <w:pPr>
+              <w:spacing w:after="0" w:line="240" w:lineRule="auto"/>
+              <w:ind w:firstLine="567"/>
+              <w:jc w:val="center"/>
+              <w:rPr>
+                <w:rFonts w:ascii="Times New Roman" w:eastAsia="Times New Roman" w:hAnsi="Times New Roman" w:cs="Times New Roman"/>
+                <w:b/>
+                <w:bCs/>
+                <w:sz w:val="28"/>
+                <w:szCs w:val="28"/>
+                <w:lang w:eastAsia="ru-RU"/>
+              </w:rPr>
+            </w:pPr>
+            <w:r>
+              <w:rPr>
+                <w:rFonts w:ascii="Times New Roman" w:eastAsia="Times New Roman" w:hAnsi="Times New Roman" w:cs="Times New Roman"/>
+                <w:b/>
+                <w:bCs/>
+                <w:sz w:val="28"/>
+                <w:szCs w:val="28"/>
+                <w:lang w:eastAsia="ru-RU"/>
+              </w:rPr>
+              <w:t>Формат / Ограничения</w:t>
             </w:r>
           </w:p>
         </w:tc>
@@ -3003,7 +2996,7 @@
                 <w:szCs w:val="28"/>
                 <w:lang w:eastAsia="ru-RU"/>
               </w:rPr>
-              <w:t>title</w:t>
+              <w:t>user_id</w:t>
             </w:r>
             <w:proofErr w:type="spellEnd"/>
           </w:p>
@@ -3032,7 +3025,7 @@
                 <w:szCs w:val="28"/>
                 <w:lang w:eastAsia="ru-RU"/>
               </w:rPr>
-              <w:t>Название вакансии</w:t>
+              <w:t>Уникальный идентификатор пользователя</w:t>
             </w:r>
           </w:p>
         </w:tc>
@@ -3061,9 +3054,37 @@
                 <w:szCs w:val="28"/>
                 <w:lang w:eastAsia="ru-RU"/>
               </w:rPr>
-              <w:t>string</w:t>
+              <w:t>Integer</w:t>
             </w:r>
             <w:proofErr w:type="spellEnd"/>
+          </w:p>
+        </w:tc>
+        <w:tc>
+          <w:tcPr>
+            <w:tcW w:w="0" w:type="auto"/>
+            <w:vAlign w:val="center"/>
+            <w:hideMark/>
+          </w:tcPr>
+          <w:p>
+            <w:pPr>
+              <w:spacing w:after="0" w:line="240" w:lineRule="auto"/>
+              <w:ind w:firstLine="567"/>
+              <w:rPr>
+                <w:rFonts w:ascii="Times New Roman" w:eastAsia="Times New Roman" w:hAnsi="Times New Roman" w:cs="Times New Roman"/>
+                <w:sz w:val="28"/>
+                <w:szCs w:val="28"/>
+                <w:lang w:eastAsia="ru-RU"/>
+              </w:rPr>
+            </w:pPr>
+            <w:r>
+              <w:rPr>
+                <w:rFonts w:ascii="Times New Roman" w:eastAsia="Times New Roman" w:hAnsi="Times New Roman" w:cs="Times New Roman"/>
+                <w:sz w:val="28"/>
+                <w:szCs w:val="28"/>
+                <w:lang w:eastAsia="ru-RU"/>
+              </w:rPr>
+              <w:t>Первичный ключ</w:t>
+            </w:r>
           </w:p>
         </w:tc>
       </w:tr>
@@ -3096,7 +3117,7 @@
                 <w:szCs w:val="28"/>
                 <w:lang w:eastAsia="ru-RU"/>
               </w:rPr>
-              <w:t>company</w:t>
+              <w:t>telegram_id</w:t>
             </w:r>
             <w:proofErr w:type="spellEnd"/>
           </w:p>
@@ -3125,7 +3146,7 @@
                 <w:szCs w:val="28"/>
                 <w:lang w:eastAsia="ru-RU"/>
               </w:rPr>
-              <w:t>Название компании</w:t>
+              <w:t>Уникальный идентификатор пользователя в Telegram</w:t>
             </w:r>
           </w:p>
         </w:tc>
@@ -3154,9 +3175,37 @@
                 <w:szCs w:val="28"/>
                 <w:lang w:eastAsia="ru-RU"/>
               </w:rPr>
-              <w:t>string</w:t>
+              <w:t>String</w:t>
             </w:r>
             <w:proofErr w:type="spellEnd"/>
+          </w:p>
+        </w:tc>
+        <w:tc>
+          <w:tcPr>
+            <w:tcW w:w="0" w:type="auto"/>
+            <w:vAlign w:val="center"/>
+            <w:hideMark/>
+          </w:tcPr>
+          <w:p>
+            <w:pPr>
+              <w:spacing w:after="0" w:line="240" w:lineRule="auto"/>
+              <w:ind w:firstLine="567"/>
+              <w:rPr>
+                <w:rFonts w:ascii="Times New Roman" w:eastAsia="Times New Roman" w:hAnsi="Times New Roman" w:cs="Times New Roman"/>
+                <w:sz w:val="28"/>
+                <w:szCs w:val="28"/>
+                <w:lang w:eastAsia="ru-RU"/>
+              </w:rPr>
+            </w:pPr>
+            <w:r>
+              <w:rPr>
+                <w:rFonts w:ascii="Times New Roman" w:eastAsia="Times New Roman" w:hAnsi="Times New Roman" w:cs="Times New Roman"/>
+                <w:sz w:val="28"/>
+                <w:szCs w:val="28"/>
+                <w:lang w:eastAsia="ru-RU"/>
+              </w:rPr>
+              <w:t>Уникальный, обязателен</w:t>
+            </w:r>
           </w:p>
         </w:tc>
       </w:tr>
@@ -3189,7 +3238,7 @@
                 <w:szCs w:val="28"/>
                 <w:lang w:eastAsia="ru-RU"/>
               </w:rPr>
-              <w:t>salary</w:t>
+              <w:t>username</w:t>
             </w:r>
             <w:proofErr w:type="spellEnd"/>
           </w:p>
@@ -3218,7 +3267,7 @@
                 <w:szCs w:val="28"/>
                 <w:lang w:eastAsia="ru-RU"/>
               </w:rPr>
-              <w:t>Зарплата</w:t>
+              <w:t>Имя пользователя в Telegram</w:t>
             </w:r>
           </w:p>
         </w:tc>
@@ -3247,9 +3296,37 @@
                 <w:szCs w:val="28"/>
                 <w:lang w:eastAsia="ru-RU"/>
               </w:rPr>
-              <w:t>integer</w:t>
+              <w:t>String</w:t>
             </w:r>
             <w:proofErr w:type="spellEnd"/>
+          </w:p>
+        </w:tc>
+        <w:tc>
+          <w:tcPr>
+            <w:tcW w:w="0" w:type="auto"/>
+            <w:vAlign w:val="center"/>
+            <w:hideMark/>
+          </w:tcPr>
+          <w:p>
+            <w:pPr>
+              <w:spacing w:after="0" w:line="240" w:lineRule="auto"/>
+              <w:ind w:firstLine="567"/>
+              <w:rPr>
+                <w:rFonts w:ascii="Times New Roman" w:eastAsia="Times New Roman" w:hAnsi="Times New Roman" w:cs="Times New Roman"/>
+                <w:sz w:val="28"/>
+                <w:szCs w:val="28"/>
+                <w:lang w:eastAsia="ru-RU"/>
+              </w:rPr>
+            </w:pPr>
+            <w:r>
+              <w:rPr>
+                <w:rFonts w:ascii="Times New Roman" w:eastAsia="Times New Roman" w:hAnsi="Times New Roman" w:cs="Times New Roman"/>
+                <w:sz w:val="28"/>
+                <w:szCs w:val="28"/>
+                <w:lang w:eastAsia="ru-RU"/>
+              </w:rPr>
+              <w:t>Может быть NULL</w:t>
+            </w:r>
           </w:p>
         </w:tc>
       </w:tr>
@@ -3282,7 +3359,7 @@
                 <w:szCs w:val="28"/>
                 <w:lang w:eastAsia="ru-RU"/>
               </w:rPr>
-              <w:t>stack</w:t>
+              <w:t>created_at</w:t>
             </w:r>
             <w:proofErr w:type="spellEnd"/>
           </w:p>
@@ -3311,7 +3388,7 @@
                 <w:szCs w:val="28"/>
                 <w:lang w:eastAsia="ru-RU"/>
               </w:rPr>
-              <w:t>Технологии</w:t>
+              <w:t>Дата и время регистрации пользователя</w:t>
             </w:r>
           </w:p>
         </w:tc>
@@ -3340,9 +3417,288 @@
                 <w:szCs w:val="28"/>
                 <w:lang w:eastAsia="ru-RU"/>
               </w:rPr>
-              <w:t>string</w:t>
+              <w:t>DateTime</w:t>
             </w:r>
             <w:proofErr w:type="spellEnd"/>
+          </w:p>
+        </w:tc>
+        <w:tc>
+          <w:tcPr>
+            <w:tcW w:w="0" w:type="auto"/>
+            <w:vAlign w:val="center"/>
+            <w:hideMark/>
+          </w:tcPr>
+          <w:p>
+            <w:pPr>
+              <w:spacing w:after="0" w:line="240" w:lineRule="auto"/>
+              <w:ind w:firstLine="567"/>
+              <w:rPr>
+                <w:rFonts w:ascii="Times New Roman" w:eastAsia="Times New Roman" w:hAnsi="Times New Roman" w:cs="Times New Roman"/>
+                <w:sz w:val="28"/>
+                <w:szCs w:val="28"/>
+                <w:lang w:eastAsia="ru-RU"/>
+              </w:rPr>
+            </w:pPr>
+            <w:r>
+              <w:rPr>
+                <w:rFonts w:ascii="Times New Roman" w:eastAsia="Times New Roman" w:hAnsi="Times New Roman" w:cs="Times New Roman"/>
+                <w:sz w:val="28"/>
+                <w:szCs w:val="28"/>
+                <w:lang w:eastAsia="ru-RU"/>
+              </w:rPr>
+              <w:t>UTC</w:t>
+            </w:r>
+          </w:p>
+        </w:tc>
+      </w:tr>
+    </w:tbl>
+    <w:p>
+      <w:pPr>
+        <w:spacing w:after="0" w:line="240" w:lineRule="auto"/>
+        <w:ind w:firstLine="567"/>
+        <w:rPr>
+          <w:rFonts w:ascii="Times New Roman" w:eastAsia="Times New Roman" w:hAnsi="Times New Roman" w:cs="Times New Roman"/>
+          <w:sz w:val="28"/>
+          <w:szCs w:val="28"/>
+          <w:lang w:eastAsia="ru-RU"/>
+        </w:rPr>
+      </w:pPr>
+      <w:r>
+        <w:rPr>
+          <w:rFonts w:ascii="Times New Roman" w:eastAsia="Times New Roman" w:hAnsi="Times New Roman" w:cs="Times New Roman"/>
+          <w:b/>
+          <w:bCs/>
+          <w:sz w:val="28"/>
+          <w:szCs w:val="28"/>
+          <w:lang w:eastAsia="ru-RU"/>
+        </w:rPr>
+        <w:t>Назначение:</w:t>
+      </w:r>
+      <w:r>
+        <w:rPr>
+          <w:rFonts w:ascii="Times New Roman" w:eastAsia="Times New Roman" w:hAnsi="Times New Roman" w:cs="Times New Roman"/>
+          <w:sz w:val="28"/>
+          <w:szCs w:val="28"/>
+          <w:lang w:eastAsia="ru-RU"/>
+        </w:rPr>
+        <w:br/>
+        <w:t xml:space="preserve">Хранение информации о пользователях (соискателях), взаимодействующих с Telegram-ботом </w:t>
+      </w:r>
+      <w:proofErr w:type="spellStart"/>
+      <w:r>
+        <w:rPr>
+          <w:rFonts w:ascii="Times New Roman" w:eastAsia="Times New Roman" w:hAnsi="Times New Roman" w:cs="Times New Roman"/>
+          <w:sz w:val="28"/>
+          <w:szCs w:val="28"/>
+          <w:lang w:eastAsia="ru-RU"/>
+        </w:rPr>
+        <w:t>SearchAllJob</w:t>
+      </w:r>
+      <w:proofErr w:type="spellEnd"/>
+      <w:r>
+        <w:rPr>
+          <w:rFonts w:ascii="Times New Roman" w:eastAsia="Times New Roman" w:hAnsi="Times New Roman" w:cs="Times New Roman"/>
+          <w:sz w:val="28"/>
+          <w:szCs w:val="28"/>
+          <w:lang w:eastAsia="ru-RU"/>
+        </w:rPr>
+        <w:t>.</w:t>
+      </w:r>
+    </w:p>
+    <w:p>
+      <w:pPr>
+        <w:spacing w:after="0" w:line="240" w:lineRule="auto"/>
+        <w:ind w:firstLine="567"/>
+        <w:outlineLvl w:val="1"/>
+        <w:rPr>
+          <w:rFonts w:ascii="Times New Roman" w:eastAsia="Times New Roman" w:hAnsi="Times New Roman" w:cs="Times New Roman"/>
+          <w:b/>
+          <w:bCs/>
+          <w:sz w:val="28"/>
+          <w:szCs w:val="28"/>
+          <w:lang w:eastAsia="ru-RU"/>
+        </w:rPr>
+      </w:pPr>
+    </w:p>
+    <w:p>
+      <w:pPr>
+        <w:spacing w:after="0" w:line="240" w:lineRule="auto"/>
+        <w:ind w:firstLine="567"/>
+        <w:outlineLvl w:val="1"/>
+        <w:rPr>
+          <w:rFonts w:ascii="Times New Roman" w:eastAsia="Times New Roman" w:hAnsi="Times New Roman" w:cs="Times New Roman"/>
+          <w:b/>
+          <w:bCs/>
+          <w:sz w:val="28"/>
+          <w:szCs w:val="28"/>
+          <w:lang w:eastAsia="ru-RU"/>
+        </w:rPr>
+      </w:pPr>
+      <w:r>
+        <w:rPr>
+          <w:rFonts w:ascii="Times New Roman" w:eastAsia="Times New Roman" w:hAnsi="Times New Roman" w:cs="Times New Roman"/>
+          <w:b/>
+          <w:bCs/>
+          <w:sz w:val="28"/>
+          <w:szCs w:val="28"/>
+          <w:lang w:eastAsia="ru-RU"/>
+        </w:rPr>
+        <w:t>4.2.2 Сущность «Фильтр поиска»</w:t>
+      </w:r>
+    </w:p>
+    <w:tbl>
+      <w:tblPr>
+        <w:tblW w:w="0" w:type="auto"/>
+        <w:tblCellSpacing w:w="15" w:type="dxa"/>
+        <w:tblCellMar>
+          <w:top w:w="15" w:type="dxa"/>
+          <w:left w:w="15" w:type="dxa"/>
+          <w:bottom w:w="15" w:type="dxa"/>
+          <w:right w:w="15" w:type="dxa"/>
+        </w:tblCellMar>
+        <w:tblLook w:val="04A0" w:firstRow="1" w:lastRow="0" w:firstColumn="1" w:lastColumn="0" w:noHBand="0" w:noVBand="1"/>
+      </w:tblPr>
+      <w:tblGrid>
+        <w:gridCol w:w="2664"/>
+        <w:gridCol w:w="3205"/>
+        <w:gridCol w:w="1663"/>
+        <w:gridCol w:w="2816"/>
+      </w:tblGrid>
+      <w:tr>
+        <w:trPr>
+          <w:tblHeader/>
+          <w:tblCellSpacing w:w="15" w:type="dxa"/>
+        </w:trPr>
+        <w:tc>
+          <w:tcPr>
+            <w:tcW w:w="0" w:type="auto"/>
+            <w:vAlign w:val="center"/>
+            <w:hideMark/>
+          </w:tcPr>
+          <w:p>
+            <w:pPr>
+              <w:spacing w:after="0" w:line="240" w:lineRule="auto"/>
+              <w:ind w:firstLine="567"/>
+              <w:jc w:val="center"/>
+              <w:rPr>
+                <w:rFonts w:ascii="Times New Roman" w:eastAsia="Times New Roman" w:hAnsi="Times New Roman" w:cs="Times New Roman"/>
+                <w:b/>
+                <w:bCs/>
+                <w:sz w:val="28"/>
+                <w:szCs w:val="28"/>
+                <w:lang w:eastAsia="ru-RU"/>
+              </w:rPr>
+            </w:pPr>
+            <w:r>
+              <w:rPr>
+                <w:rFonts w:ascii="Times New Roman" w:eastAsia="Times New Roman" w:hAnsi="Times New Roman" w:cs="Times New Roman"/>
+                <w:b/>
+                <w:bCs/>
+                <w:sz w:val="28"/>
+                <w:szCs w:val="28"/>
+                <w:lang w:eastAsia="ru-RU"/>
+              </w:rPr>
+              <w:t>Атрибут</w:t>
+            </w:r>
+          </w:p>
+        </w:tc>
+        <w:tc>
+          <w:tcPr>
+            <w:tcW w:w="0" w:type="auto"/>
+            <w:vAlign w:val="center"/>
+            <w:hideMark/>
+          </w:tcPr>
+          <w:p>
+            <w:pPr>
+              <w:spacing w:after="0" w:line="240" w:lineRule="auto"/>
+              <w:ind w:firstLine="567"/>
+              <w:jc w:val="center"/>
+              <w:rPr>
+                <w:rFonts w:ascii="Times New Roman" w:eastAsia="Times New Roman" w:hAnsi="Times New Roman" w:cs="Times New Roman"/>
+                <w:b/>
+                <w:bCs/>
+                <w:sz w:val="28"/>
+                <w:szCs w:val="28"/>
+                <w:lang w:eastAsia="ru-RU"/>
+              </w:rPr>
+            </w:pPr>
+            <w:r>
+              <w:rPr>
+                <w:rFonts w:ascii="Times New Roman" w:eastAsia="Times New Roman" w:hAnsi="Times New Roman" w:cs="Times New Roman"/>
+                <w:b/>
+                <w:bCs/>
+                <w:sz w:val="28"/>
+                <w:szCs w:val="28"/>
+                <w:lang w:eastAsia="ru-RU"/>
+              </w:rPr>
+              <w:t>Описание</w:t>
+            </w:r>
+          </w:p>
+        </w:tc>
+        <w:tc>
+          <w:tcPr>
+            <w:tcW w:w="0" w:type="auto"/>
+            <w:vAlign w:val="center"/>
+            <w:hideMark/>
+          </w:tcPr>
+          <w:p>
+            <w:pPr>
+              <w:spacing w:after="0" w:line="240" w:lineRule="auto"/>
+              <w:ind w:firstLine="567"/>
+              <w:jc w:val="center"/>
+              <w:rPr>
+                <w:rFonts w:ascii="Times New Roman" w:eastAsia="Times New Roman" w:hAnsi="Times New Roman" w:cs="Times New Roman"/>
+                <w:b/>
+                <w:bCs/>
+                <w:sz w:val="28"/>
+                <w:szCs w:val="28"/>
+                <w:lang w:eastAsia="ru-RU"/>
+              </w:rPr>
+            </w:pPr>
+            <w:r>
+              <w:rPr>
+                <w:rFonts w:ascii="Times New Roman" w:eastAsia="Times New Roman" w:hAnsi="Times New Roman" w:cs="Times New Roman"/>
+                <w:b/>
+                <w:bCs/>
+                <w:sz w:val="28"/>
+                <w:szCs w:val="28"/>
+                <w:lang w:eastAsia="ru-RU"/>
+              </w:rPr>
+              <w:t>Тип данных</w:t>
+            </w:r>
+          </w:p>
+        </w:tc>
+        <w:tc>
+          <w:tcPr>
+            <w:tcW w:w="0" w:type="auto"/>
+            <w:vAlign w:val="center"/>
+            <w:hideMark/>
+          </w:tcPr>
+          <w:p>
+            <w:pPr>
+              <w:spacing w:after="0" w:line="240" w:lineRule="auto"/>
+              <w:ind w:firstLine="567"/>
+              <w:jc w:val="center"/>
+              <w:rPr>
+                <w:rFonts w:ascii="Times New Roman" w:eastAsia="Times New Roman" w:hAnsi="Times New Roman" w:cs="Times New Roman"/>
+                <w:b/>
+                <w:bCs/>
+                <w:sz w:val="28"/>
+                <w:szCs w:val="28"/>
+                <w:lang w:eastAsia="ru-RU"/>
+              </w:rPr>
+            </w:pPr>
+            <w:r>
+              <w:rPr>
+                <w:rFonts w:ascii="Times New Roman" w:eastAsia="Times New Roman" w:hAnsi="Times New Roman" w:cs="Times New Roman"/>
+                <w:b/>
+                <w:bCs/>
+                <w:sz w:val="28"/>
+                <w:szCs w:val="28"/>
+                <w:lang w:eastAsia="ru-RU"/>
+              </w:rPr>
+              <w:t>Формат / Ограничения</w:t>
+            </w:r>
           </w:p>
         </w:tc>
       </w:tr>
@@ -3375,7 +3731,7 @@
                 <w:szCs w:val="28"/>
                 <w:lang w:eastAsia="ru-RU"/>
               </w:rPr>
-              <w:t>link</w:t>
+              <w:t>filter_id</w:t>
             </w:r>
             <w:proofErr w:type="spellEnd"/>
           </w:p>
@@ -3404,7 +3760,7 @@
                 <w:szCs w:val="28"/>
                 <w:lang w:eastAsia="ru-RU"/>
               </w:rPr>
-              <w:t>Ссылка</w:t>
+              <w:t>Уникальный идентификатор фильтра</w:t>
             </w:r>
           </w:p>
         </w:tc>
@@ -3425,6 +3781,7 @@
                 <w:lang w:eastAsia="ru-RU"/>
               </w:rPr>
             </w:pPr>
+            <w:proofErr w:type="spellStart"/>
             <w:r>
               <w:rPr>
                 <w:rFonts w:ascii="Times New Roman" w:eastAsia="Times New Roman" w:hAnsi="Times New Roman" w:cs="Times New Roman"/>
@@ -3432,7 +3789,540 @@
                 <w:szCs w:val="28"/>
                 <w:lang w:eastAsia="ru-RU"/>
               </w:rPr>
-              <w:t>URL</w:t>
+              <w:t>Integer</w:t>
+            </w:r>
+            <w:proofErr w:type="spellEnd"/>
+          </w:p>
+        </w:tc>
+        <w:tc>
+          <w:tcPr>
+            <w:tcW w:w="0" w:type="auto"/>
+            <w:vAlign w:val="center"/>
+            <w:hideMark/>
+          </w:tcPr>
+          <w:p>
+            <w:pPr>
+              <w:spacing w:after="0" w:line="240" w:lineRule="auto"/>
+              <w:ind w:firstLine="567"/>
+              <w:rPr>
+                <w:rFonts w:ascii="Times New Roman" w:eastAsia="Times New Roman" w:hAnsi="Times New Roman" w:cs="Times New Roman"/>
+                <w:sz w:val="28"/>
+                <w:szCs w:val="28"/>
+                <w:lang w:eastAsia="ru-RU"/>
+              </w:rPr>
+            </w:pPr>
+            <w:r>
+              <w:rPr>
+                <w:rFonts w:ascii="Times New Roman" w:eastAsia="Times New Roman" w:hAnsi="Times New Roman" w:cs="Times New Roman"/>
+                <w:sz w:val="28"/>
+                <w:szCs w:val="28"/>
+                <w:lang w:eastAsia="ru-RU"/>
+              </w:rPr>
+              <w:t>Первичный ключ</w:t>
+            </w:r>
+          </w:p>
+        </w:tc>
+      </w:tr>
+      <w:tr>
+        <w:trPr>
+          <w:tblCellSpacing w:w="15" w:type="dxa"/>
+        </w:trPr>
+        <w:tc>
+          <w:tcPr>
+            <w:tcW w:w="0" w:type="auto"/>
+            <w:vAlign w:val="center"/>
+            <w:hideMark/>
+          </w:tcPr>
+          <w:p>
+            <w:pPr>
+              <w:spacing w:after="0" w:line="240" w:lineRule="auto"/>
+              <w:ind w:firstLine="567"/>
+              <w:rPr>
+                <w:rFonts w:ascii="Times New Roman" w:eastAsia="Times New Roman" w:hAnsi="Times New Roman" w:cs="Times New Roman"/>
+                <w:sz w:val="28"/>
+                <w:szCs w:val="28"/>
+                <w:lang w:eastAsia="ru-RU"/>
+              </w:rPr>
+            </w:pPr>
+            <w:proofErr w:type="spellStart"/>
+            <w:r>
+              <w:rPr>
+                <w:rFonts w:ascii="Times New Roman" w:eastAsia="Times New Roman" w:hAnsi="Times New Roman" w:cs="Times New Roman"/>
+                <w:sz w:val="28"/>
+                <w:szCs w:val="28"/>
+                <w:lang w:eastAsia="ru-RU"/>
+              </w:rPr>
+              <w:t>keywords</w:t>
+            </w:r>
+            <w:proofErr w:type="spellEnd"/>
+          </w:p>
+        </w:tc>
+        <w:tc>
+          <w:tcPr>
+            <w:tcW w:w="0" w:type="auto"/>
+            <w:vAlign w:val="center"/>
+            <w:hideMark/>
+          </w:tcPr>
+          <w:p>
+            <w:pPr>
+              <w:spacing w:after="0" w:line="240" w:lineRule="auto"/>
+              <w:ind w:firstLine="567"/>
+              <w:rPr>
+                <w:rFonts w:ascii="Times New Roman" w:eastAsia="Times New Roman" w:hAnsi="Times New Roman" w:cs="Times New Roman"/>
+                <w:sz w:val="28"/>
+                <w:szCs w:val="28"/>
+                <w:lang w:eastAsia="ru-RU"/>
+              </w:rPr>
+            </w:pPr>
+            <w:r>
+              <w:rPr>
+                <w:rFonts w:ascii="Times New Roman" w:eastAsia="Times New Roman" w:hAnsi="Times New Roman" w:cs="Times New Roman"/>
+                <w:sz w:val="28"/>
+                <w:szCs w:val="28"/>
+                <w:lang w:eastAsia="ru-RU"/>
+              </w:rPr>
+              <w:t>Ключевые слова поиска</w:t>
+            </w:r>
+          </w:p>
+        </w:tc>
+        <w:tc>
+          <w:tcPr>
+            <w:tcW w:w="0" w:type="auto"/>
+            <w:vAlign w:val="center"/>
+            <w:hideMark/>
+          </w:tcPr>
+          <w:p>
+            <w:pPr>
+              <w:spacing w:after="0" w:line="240" w:lineRule="auto"/>
+              <w:ind w:firstLine="567"/>
+              <w:rPr>
+                <w:rFonts w:ascii="Times New Roman" w:eastAsia="Times New Roman" w:hAnsi="Times New Roman" w:cs="Times New Roman"/>
+                <w:sz w:val="28"/>
+                <w:szCs w:val="28"/>
+                <w:lang w:eastAsia="ru-RU"/>
+              </w:rPr>
+            </w:pPr>
+            <w:proofErr w:type="spellStart"/>
+            <w:r>
+              <w:rPr>
+                <w:rFonts w:ascii="Times New Roman" w:eastAsia="Times New Roman" w:hAnsi="Times New Roman" w:cs="Times New Roman"/>
+                <w:sz w:val="28"/>
+                <w:szCs w:val="28"/>
+                <w:lang w:eastAsia="ru-RU"/>
+              </w:rPr>
+              <w:t>String</w:t>
+            </w:r>
+            <w:proofErr w:type="spellEnd"/>
+          </w:p>
+        </w:tc>
+        <w:tc>
+          <w:tcPr>
+            <w:tcW w:w="0" w:type="auto"/>
+            <w:vAlign w:val="center"/>
+            <w:hideMark/>
+          </w:tcPr>
+          <w:p>
+            <w:pPr>
+              <w:spacing w:after="0" w:line="240" w:lineRule="auto"/>
+              <w:ind w:firstLine="567"/>
+              <w:rPr>
+                <w:rFonts w:ascii="Times New Roman" w:eastAsia="Times New Roman" w:hAnsi="Times New Roman" w:cs="Times New Roman"/>
+                <w:sz w:val="28"/>
+                <w:szCs w:val="28"/>
+                <w:lang w:eastAsia="ru-RU"/>
+              </w:rPr>
+            </w:pPr>
+            <w:r>
+              <w:rPr>
+                <w:rFonts w:ascii="Times New Roman" w:eastAsia="Times New Roman" w:hAnsi="Times New Roman" w:cs="Times New Roman"/>
+                <w:sz w:val="28"/>
+                <w:szCs w:val="28"/>
+                <w:lang w:eastAsia="ru-RU"/>
+              </w:rPr>
+              <w:t xml:space="preserve">Например: "Python, </w:t>
+            </w:r>
+            <w:proofErr w:type="spellStart"/>
+            <w:r>
+              <w:rPr>
+                <w:rFonts w:ascii="Times New Roman" w:eastAsia="Times New Roman" w:hAnsi="Times New Roman" w:cs="Times New Roman"/>
+                <w:sz w:val="28"/>
+                <w:szCs w:val="28"/>
+                <w:lang w:eastAsia="ru-RU"/>
+              </w:rPr>
+              <w:t>Backend</w:t>
+            </w:r>
+            <w:proofErr w:type="spellEnd"/>
+            <w:r>
+              <w:rPr>
+                <w:rFonts w:ascii="Times New Roman" w:eastAsia="Times New Roman" w:hAnsi="Times New Roman" w:cs="Times New Roman"/>
+                <w:sz w:val="28"/>
+                <w:szCs w:val="28"/>
+                <w:lang w:eastAsia="ru-RU"/>
+              </w:rPr>
+              <w:t>"</w:t>
+            </w:r>
+          </w:p>
+        </w:tc>
+      </w:tr>
+      <w:tr>
+        <w:trPr>
+          <w:tblCellSpacing w:w="15" w:type="dxa"/>
+        </w:trPr>
+        <w:tc>
+          <w:tcPr>
+            <w:tcW w:w="0" w:type="auto"/>
+            <w:vAlign w:val="center"/>
+            <w:hideMark/>
+          </w:tcPr>
+          <w:p>
+            <w:pPr>
+              <w:spacing w:after="0" w:line="240" w:lineRule="auto"/>
+              <w:ind w:firstLine="567"/>
+              <w:rPr>
+                <w:rFonts w:ascii="Times New Roman" w:eastAsia="Times New Roman" w:hAnsi="Times New Roman" w:cs="Times New Roman"/>
+                <w:sz w:val="28"/>
+                <w:szCs w:val="28"/>
+                <w:lang w:eastAsia="ru-RU"/>
+              </w:rPr>
+            </w:pPr>
+            <w:proofErr w:type="spellStart"/>
+            <w:r>
+              <w:rPr>
+                <w:rFonts w:ascii="Times New Roman" w:eastAsia="Times New Roman" w:hAnsi="Times New Roman" w:cs="Times New Roman"/>
+                <w:sz w:val="28"/>
+                <w:szCs w:val="28"/>
+                <w:lang w:eastAsia="ru-RU"/>
+              </w:rPr>
+              <w:t>min_salary</w:t>
+            </w:r>
+            <w:proofErr w:type="spellEnd"/>
+          </w:p>
+        </w:tc>
+        <w:tc>
+          <w:tcPr>
+            <w:tcW w:w="0" w:type="auto"/>
+            <w:vAlign w:val="center"/>
+            <w:hideMark/>
+          </w:tcPr>
+          <w:p>
+            <w:pPr>
+              <w:spacing w:after="0" w:line="240" w:lineRule="auto"/>
+              <w:ind w:firstLine="567"/>
+              <w:rPr>
+                <w:rFonts w:ascii="Times New Roman" w:eastAsia="Times New Roman" w:hAnsi="Times New Roman" w:cs="Times New Roman"/>
+                <w:sz w:val="28"/>
+                <w:szCs w:val="28"/>
+                <w:lang w:eastAsia="ru-RU"/>
+              </w:rPr>
+            </w:pPr>
+            <w:r>
+              <w:rPr>
+                <w:rFonts w:ascii="Times New Roman" w:eastAsia="Times New Roman" w:hAnsi="Times New Roman" w:cs="Times New Roman"/>
+                <w:sz w:val="28"/>
+                <w:szCs w:val="28"/>
+                <w:lang w:eastAsia="ru-RU"/>
+              </w:rPr>
+              <w:t>Минимальная зарплата</w:t>
+            </w:r>
+          </w:p>
+        </w:tc>
+        <w:tc>
+          <w:tcPr>
+            <w:tcW w:w="0" w:type="auto"/>
+            <w:vAlign w:val="center"/>
+            <w:hideMark/>
+          </w:tcPr>
+          <w:p>
+            <w:pPr>
+              <w:spacing w:after="0" w:line="240" w:lineRule="auto"/>
+              <w:ind w:firstLine="567"/>
+              <w:rPr>
+                <w:rFonts w:ascii="Times New Roman" w:eastAsia="Times New Roman" w:hAnsi="Times New Roman" w:cs="Times New Roman"/>
+                <w:sz w:val="28"/>
+                <w:szCs w:val="28"/>
+                <w:lang w:eastAsia="ru-RU"/>
+              </w:rPr>
+            </w:pPr>
+            <w:proofErr w:type="spellStart"/>
+            <w:r>
+              <w:rPr>
+                <w:rFonts w:ascii="Times New Roman" w:eastAsia="Times New Roman" w:hAnsi="Times New Roman" w:cs="Times New Roman"/>
+                <w:sz w:val="28"/>
+                <w:szCs w:val="28"/>
+                <w:lang w:eastAsia="ru-RU"/>
+              </w:rPr>
+              <w:t>Integer</w:t>
+            </w:r>
+            <w:proofErr w:type="spellEnd"/>
+          </w:p>
+        </w:tc>
+        <w:tc>
+          <w:tcPr>
+            <w:tcW w:w="0" w:type="auto"/>
+            <w:vAlign w:val="center"/>
+            <w:hideMark/>
+          </w:tcPr>
+          <w:p>
+            <w:pPr>
+              <w:spacing w:after="0" w:line="240" w:lineRule="auto"/>
+              <w:ind w:firstLine="567"/>
+              <w:rPr>
+                <w:rFonts w:ascii="Times New Roman" w:eastAsia="Times New Roman" w:hAnsi="Times New Roman" w:cs="Times New Roman"/>
+                <w:sz w:val="28"/>
+                <w:szCs w:val="28"/>
+                <w:lang w:eastAsia="ru-RU"/>
+              </w:rPr>
+            </w:pPr>
+            <w:r>
+              <w:rPr>
+                <w:rFonts w:ascii="Times New Roman" w:eastAsia="Times New Roman" w:hAnsi="Times New Roman" w:cs="Times New Roman"/>
+                <w:sz w:val="28"/>
+                <w:szCs w:val="28"/>
+                <w:lang w:eastAsia="ru-RU"/>
+              </w:rPr>
+              <w:t>≥ 0</w:t>
+            </w:r>
+          </w:p>
+        </w:tc>
+      </w:tr>
+      <w:tr>
+        <w:trPr>
+          <w:tblCellSpacing w:w="15" w:type="dxa"/>
+        </w:trPr>
+        <w:tc>
+          <w:tcPr>
+            <w:tcW w:w="0" w:type="auto"/>
+            <w:vAlign w:val="center"/>
+            <w:hideMark/>
+          </w:tcPr>
+          <w:p>
+            <w:pPr>
+              <w:spacing w:after="0" w:line="240" w:lineRule="auto"/>
+              <w:ind w:firstLine="567"/>
+              <w:rPr>
+                <w:rFonts w:ascii="Times New Roman" w:eastAsia="Times New Roman" w:hAnsi="Times New Roman" w:cs="Times New Roman"/>
+                <w:sz w:val="28"/>
+                <w:szCs w:val="28"/>
+                <w:lang w:eastAsia="ru-RU"/>
+              </w:rPr>
+            </w:pPr>
+            <w:proofErr w:type="spellStart"/>
+            <w:r>
+              <w:rPr>
+                <w:rFonts w:ascii="Times New Roman" w:eastAsia="Times New Roman" w:hAnsi="Times New Roman" w:cs="Times New Roman"/>
+                <w:sz w:val="28"/>
+                <w:szCs w:val="28"/>
+                <w:lang w:eastAsia="ru-RU"/>
+              </w:rPr>
+              <w:t>employment_type</w:t>
+            </w:r>
+            <w:proofErr w:type="spellEnd"/>
+          </w:p>
+        </w:tc>
+        <w:tc>
+          <w:tcPr>
+            <w:tcW w:w="0" w:type="auto"/>
+            <w:vAlign w:val="center"/>
+            <w:hideMark/>
+          </w:tcPr>
+          <w:p>
+            <w:pPr>
+              <w:spacing w:after="0" w:line="240" w:lineRule="auto"/>
+              <w:ind w:firstLine="567"/>
+              <w:rPr>
+                <w:rFonts w:ascii="Times New Roman" w:eastAsia="Times New Roman" w:hAnsi="Times New Roman" w:cs="Times New Roman"/>
+                <w:sz w:val="28"/>
+                <w:szCs w:val="28"/>
+                <w:lang w:eastAsia="ru-RU"/>
+              </w:rPr>
+            </w:pPr>
+            <w:r>
+              <w:rPr>
+                <w:rFonts w:ascii="Times New Roman" w:eastAsia="Times New Roman" w:hAnsi="Times New Roman" w:cs="Times New Roman"/>
+                <w:sz w:val="28"/>
+                <w:szCs w:val="28"/>
+                <w:lang w:eastAsia="ru-RU"/>
+              </w:rPr>
+              <w:t>Тип занятости</w:t>
+            </w:r>
+          </w:p>
+        </w:tc>
+        <w:tc>
+          <w:tcPr>
+            <w:tcW w:w="0" w:type="auto"/>
+            <w:vAlign w:val="center"/>
+            <w:hideMark/>
+          </w:tcPr>
+          <w:p>
+            <w:pPr>
+              <w:spacing w:after="0" w:line="240" w:lineRule="auto"/>
+              <w:ind w:firstLine="567"/>
+              <w:rPr>
+                <w:rFonts w:ascii="Times New Roman" w:eastAsia="Times New Roman" w:hAnsi="Times New Roman" w:cs="Times New Roman"/>
+                <w:sz w:val="28"/>
+                <w:szCs w:val="28"/>
+                <w:lang w:eastAsia="ru-RU"/>
+              </w:rPr>
+            </w:pPr>
+            <w:proofErr w:type="spellStart"/>
+            <w:r>
+              <w:rPr>
+                <w:rFonts w:ascii="Times New Roman" w:eastAsia="Times New Roman" w:hAnsi="Times New Roman" w:cs="Times New Roman"/>
+                <w:sz w:val="28"/>
+                <w:szCs w:val="28"/>
+                <w:lang w:eastAsia="ru-RU"/>
+              </w:rPr>
+              <w:t>String</w:t>
+            </w:r>
+            <w:proofErr w:type="spellEnd"/>
+          </w:p>
+        </w:tc>
+        <w:tc>
+          <w:tcPr>
+            <w:tcW w:w="0" w:type="auto"/>
+            <w:vAlign w:val="center"/>
+            <w:hideMark/>
+          </w:tcPr>
+          <w:p>
+            <w:pPr>
+              <w:spacing w:after="0" w:line="240" w:lineRule="auto"/>
+              <w:ind w:firstLine="567"/>
+              <w:rPr>
+                <w:rFonts w:ascii="Times New Roman" w:eastAsia="Times New Roman" w:hAnsi="Times New Roman" w:cs="Times New Roman"/>
+                <w:sz w:val="28"/>
+                <w:szCs w:val="28"/>
+                <w:lang w:eastAsia="ru-RU"/>
+              </w:rPr>
+            </w:pPr>
+            <w:r>
+              <w:rPr>
+                <w:rFonts w:ascii="Times New Roman" w:eastAsia="Times New Roman" w:hAnsi="Times New Roman" w:cs="Times New Roman"/>
+                <w:sz w:val="28"/>
+                <w:szCs w:val="28"/>
+                <w:lang w:eastAsia="ru-RU"/>
+              </w:rPr>
+              <w:t>Полная / Частичная / Проектная</w:t>
+            </w:r>
+          </w:p>
+        </w:tc>
+      </w:tr>
+      <w:tr>
+        <w:trPr>
+          <w:tblCellSpacing w:w="15" w:type="dxa"/>
+        </w:trPr>
+        <w:tc>
+          <w:tcPr>
+            <w:tcW w:w="0" w:type="auto"/>
+            <w:vAlign w:val="center"/>
+            <w:hideMark/>
+          </w:tcPr>
+          <w:p>
+            <w:pPr>
+              <w:spacing w:after="0" w:line="240" w:lineRule="auto"/>
+              <w:ind w:firstLine="567"/>
+              <w:rPr>
+                <w:rFonts w:ascii="Times New Roman" w:eastAsia="Times New Roman" w:hAnsi="Times New Roman" w:cs="Times New Roman"/>
+                <w:sz w:val="28"/>
+                <w:szCs w:val="28"/>
+                <w:lang w:eastAsia="ru-RU"/>
+              </w:rPr>
+            </w:pPr>
+            <w:proofErr w:type="spellStart"/>
+            <w:r>
+              <w:rPr>
+                <w:rFonts w:ascii="Times New Roman" w:eastAsia="Times New Roman" w:hAnsi="Times New Roman" w:cs="Times New Roman"/>
+                <w:sz w:val="28"/>
+                <w:szCs w:val="28"/>
+                <w:lang w:eastAsia="ru-RU"/>
+              </w:rPr>
+              <w:t>work_format</w:t>
+            </w:r>
+            <w:proofErr w:type="spellEnd"/>
+          </w:p>
+        </w:tc>
+        <w:tc>
+          <w:tcPr>
+            <w:tcW w:w="0" w:type="auto"/>
+            <w:vAlign w:val="center"/>
+            <w:hideMark/>
+          </w:tcPr>
+          <w:p>
+            <w:pPr>
+              <w:spacing w:after="0" w:line="240" w:lineRule="auto"/>
+              <w:ind w:firstLine="567"/>
+              <w:rPr>
+                <w:rFonts w:ascii="Times New Roman" w:eastAsia="Times New Roman" w:hAnsi="Times New Roman" w:cs="Times New Roman"/>
+                <w:sz w:val="28"/>
+                <w:szCs w:val="28"/>
+                <w:lang w:eastAsia="ru-RU"/>
+              </w:rPr>
+            </w:pPr>
+            <w:r>
+              <w:rPr>
+                <w:rFonts w:ascii="Times New Roman" w:eastAsia="Times New Roman" w:hAnsi="Times New Roman" w:cs="Times New Roman"/>
+                <w:sz w:val="28"/>
+                <w:szCs w:val="28"/>
+                <w:lang w:eastAsia="ru-RU"/>
+              </w:rPr>
+              <w:t>Формат работы</w:t>
+            </w:r>
+          </w:p>
+        </w:tc>
+        <w:tc>
+          <w:tcPr>
+            <w:tcW w:w="0" w:type="auto"/>
+            <w:vAlign w:val="center"/>
+            <w:hideMark/>
+          </w:tcPr>
+          <w:p>
+            <w:pPr>
+              <w:spacing w:after="0" w:line="240" w:lineRule="auto"/>
+              <w:ind w:firstLine="567"/>
+              <w:rPr>
+                <w:rFonts w:ascii="Times New Roman" w:eastAsia="Times New Roman" w:hAnsi="Times New Roman" w:cs="Times New Roman"/>
+                <w:sz w:val="28"/>
+                <w:szCs w:val="28"/>
+                <w:lang w:eastAsia="ru-RU"/>
+              </w:rPr>
+            </w:pPr>
+            <w:proofErr w:type="spellStart"/>
+            <w:r>
+              <w:rPr>
+                <w:rFonts w:ascii="Times New Roman" w:eastAsia="Times New Roman" w:hAnsi="Times New Roman" w:cs="Times New Roman"/>
+                <w:sz w:val="28"/>
+                <w:szCs w:val="28"/>
+                <w:lang w:eastAsia="ru-RU"/>
+              </w:rPr>
+              <w:t>String</w:t>
+            </w:r>
+            <w:proofErr w:type="spellEnd"/>
+          </w:p>
+        </w:tc>
+        <w:tc>
+          <w:tcPr>
+            <w:tcW w:w="0" w:type="auto"/>
+            <w:vAlign w:val="center"/>
+            <w:hideMark/>
+          </w:tcPr>
+          <w:p>
+            <w:pPr>
+              <w:spacing w:after="0" w:line="240" w:lineRule="auto"/>
+              <w:ind w:firstLine="567"/>
+              <w:rPr>
+                <w:rFonts w:ascii="Times New Roman" w:eastAsia="Times New Roman" w:hAnsi="Times New Roman" w:cs="Times New Roman"/>
+                <w:sz w:val="28"/>
+                <w:szCs w:val="28"/>
+                <w:lang w:eastAsia="ru-RU"/>
+              </w:rPr>
+            </w:pPr>
+            <w:r>
+              <w:rPr>
+                <w:rFonts w:ascii="Times New Roman" w:eastAsia="Times New Roman" w:hAnsi="Times New Roman" w:cs="Times New Roman"/>
+                <w:sz w:val="28"/>
+                <w:szCs w:val="28"/>
+                <w:lang w:eastAsia="ru-RU"/>
+              </w:rPr>
+              <w:t>Офис / Удалённо / Гибрид</w:t>
             </w:r>
           </w:p>
         </w:tc>
@@ -3449,6 +4339,1581 @@
           <w:lang w:eastAsia="ru-RU"/>
         </w:rPr>
       </w:pPr>
+      <w:r>
+        <w:rPr>
+          <w:rFonts w:ascii="Times New Roman" w:eastAsia="Times New Roman" w:hAnsi="Times New Roman" w:cs="Times New Roman"/>
+          <w:b/>
+          <w:bCs/>
+          <w:sz w:val="28"/>
+          <w:szCs w:val="28"/>
+          <w:lang w:eastAsia="ru-RU"/>
+        </w:rPr>
+        <w:t>Назначение:</w:t>
+      </w:r>
+      <w:r>
+        <w:rPr>
+          <w:rFonts w:ascii="Times New Roman" w:eastAsia="Times New Roman" w:hAnsi="Times New Roman" w:cs="Times New Roman"/>
+          <w:sz w:val="28"/>
+          <w:szCs w:val="28"/>
+          <w:lang w:eastAsia="ru-RU"/>
+        </w:rPr>
+        <w:br/>
+        <w:t>Определяет параметры, по которым система отбирает вакансии для пользователя.</w:t>
+      </w:r>
+    </w:p>
+    <w:p>
+      <w:pPr>
+        <w:spacing w:after="0" w:line="240" w:lineRule="auto"/>
+        <w:ind w:firstLine="567"/>
+        <w:outlineLvl w:val="1"/>
+        <w:rPr>
+          <w:rFonts w:ascii="Times New Roman" w:eastAsia="Times New Roman" w:hAnsi="Times New Roman" w:cs="Times New Roman"/>
+          <w:b/>
+          <w:bCs/>
+          <w:sz w:val="28"/>
+          <w:szCs w:val="28"/>
+          <w:lang w:eastAsia="ru-RU"/>
+        </w:rPr>
+      </w:pPr>
+    </w:p>
+    <w:p>
+      <w:pPr>
+        <w:spacing w:after="0" w:line="240" w:lineRule="auto"/>
+        <w:ind w:firstLine="567"/>
+        <w:outlineLvl w:val="1"/>
+        <w:rPr>
+          <w:rFonts w:ascii="Times New Roman" w:eastAsia="Times New Roman" w:hAnsi="Times New Roman" w:cs="Times New Roman"/>
+          <w:b/>
+          <w:bCs/>
+          <w:sz w:val="28"/>
+          <w:szCs w:val="28"/>
+          <w:lang w:eastAsia="ru-RU"/>
+        </w:rPr>
+      </w:pPr>
+      <w:r>
+        <w:rPr>
+          <w:rFonts w:ascii="Times New Roman" w:eastAsia="Times New Roman" w:hAnsi="Times New Roman" w:cs="Times New Roman"/>
+          <w:b/>
+          <w:bCs/>
+          <w:sz w:val="28"/>
+          <w:szCs w:val="28"/>
+          <w:lang w:eastAsia="ru-RU"/>
+        </w:rPr>
+        <w:t>4.2.3 Сущность «Вакансия»</w:t>
+      </w:r>
+    </w:p>
+    <w:tbl>
+      <w:tblPr>
+        <w:tblW w:w="0" w:type="auto"/>
+        <w:tblCellSpacing w:w="15" w:type="dxa"/>
+        <w:tblCellMar>
+          <w:top w:w="15" w:type="dxa"/>
+          <w:left w:w="15" w:type="dxa"/>
+          <w:bottom w:w="15" w:type="dxa"/>
+          <w:right w:w="15" w:type="dxa"/>
+        </w:tblCellMar>
+        <w:tblLook w:val="04A0" w:firstRow="1" w:lastRow="0" w:firstColumn="1" w:lastColumn="0" w:noHBand="0" w:noVBand="1"/>
+      </w:tblPr>
+      <w:tblGrid>
+        <w:gridCol w:w="1995"/>
+        <w:gridCol w:w="3645"/>
+        <w:gridCol w:w="1788"/>
+        <w:gridCol w:w="2920"/>
+      </w:tblGrid>
+      <w:tr>
+        <w:trPr>
+          <w:tblHeader/>
+          <w:tblCellSpacing w:w="15" w:type="dxa"/>
+        </w:trPr>
+        <w:tc>
+          <w:tcPr>
+            <w:tcW w:w="0" w:type="auto"/>
+            <w:vAlign w:val="center"/>
+            <w:hideMark/>
+          </w:tcPr>
+          <w:p>
+            <w:pPr>
+              <w:spacing w:after="0" w:line="240" w:lineRule="auto"/>
+              <w:ind w:firstLine="567"/>
+              <w:jc w:val="center"/>
+              <w:rPr>
+                <w:rFonts w:ascii="Times New Roman" w:eastAsia="Times New Roman" w:hAnsi="Times New Roman" w:cs="Times New Roman"/>
+                <w:b/>
+                <w:bCs/>
+                <w:sz w:val="28"/>
+                <w:szCs w:val="28"/>
+                <w:lang w:eastAsia="ru-RU"/>
+              </w:rPr>
+            </w:pPr>
+            <w:r>
+              <w:rPr>
+                <w:rFonts w:ascii="Times New Roman" w:eastAsia="Times New Roman" w:hAnsi="Times New Roman" w:cs="Times New Roman"/>
+                <w:b/>
+                <w:bCs/>
+                <w:sz w:val="28"/>
+                <w:szCs w:val="28"/>
+                <w:lang w:eastAsia="ru-RU"/>
+              </w:rPr>
+              <w:t>Атрибут</w:t>
+            </w:r>
+          </w:p>
+        </w:tc>
+        <w:tc>
+          <w:tcPr>
+            <w:tcW w:w="0" w:type="auto"/>
+            <w:vAlign w:val="center"/>
+            <w:hideMark/>
+          </w:tcPr>
+          <w:p>
+            <w:pPr>
+              <w:spacing w:after="0" w:line="240" w:lineRule="auto"/>
+              <w:ind w:firstLine="567"/>
+              <w:jc w:val="center"/>
+              <w:rPr>
+                <w:rFonts w:ascii="Times New Roman" w:eastAsia="Times New Roman" w:hAnsi="Times New Roman" w:cs="Times New Roman"/>
+                <w:b/>
+                <w:bCs/>
+                <w:sz w:val="28"/>
+                <w:szCs w:val="28"/>
+                <w:lang w:eastAsia="ru-RU"/>
+              </w:rPr>
+            </w:pPr>
+            <w:r>
+              <w:rPr>
+                <w:rFonts w:ascii="Times New Roman" w:eastAsia="Times New Roman" w:hAnsi="Times New Roman" w:cs="Times New Roman"/>
+                <w:b/>
+                <w:bCs/>
+                <w:sz w:val="28"/>
+                <w:szCs w:val="28"/>
+                <w:lang w:eastAsia="ru-RU"/>
+              </w:rPr>
+              <w:t>Описание</w:t>
+            </w:r>
+          </w:p>
+        </w:tc>
+        <w:tc>
+          <w:tcPr>
+            <w:tcW w:w="0" w:type="auto"/>
+            <w:vAlign w:val="center"/>
+            <w:hideMark/>
+          </w:tcPr>
+          <w:p>
+            <w:pPr>
+              <w:spacing w:after="0" w:line="240" w:lineRule="auto"/>
+              <w:ind w:firstLine="567"/>
+              <w:jc w:val="center"/>
+              <w:rPr>
+                <w:rFonts w:ascii="Times New Roman" w:eastAsia="Times New Roman" w:hAnsi="Times New Roman" w:cs="Times New Roman"/>
+                <w:b/>
+                <w:bCs/>
+                <w:sz w:val="28"/>
+                <w:szCs w:val="28"/>
+                <w:lang w:eastAsia="ru-RU"/>
+              </w:rPr>
+            </w:pPr>
+            <w:r>
+              <w:rPr>
+                <w:rFonts w:ascii="Times New Roman" w:eastAsia="Times New Roman" w:hAnsi="Times New Roman" w:cs="Times New Roman"/>
+                <w:b/>
+                <w:bCs/>
+                <w:sz w:val="28"/>
+                <w:szCs w:val="28"/>
+                <w:lang w:eastAsia="ru-RU"/>
+              </w:rPr>
+              <w:t>Тип данных</w:t>
+            </w:r>
+          </w:p>
+        </w:tc>
+        <w:tc>
+          <w:tcPr>
+            <w:tcW w:w="0" w:type="auto"/>
+            <w:vAlign w:val="center"/>
+            <w:hideMark/>
+          </w:tcPr>
+          <w:p>
+            <w:pPr>
+              <w:spacing w:after="0" w:line="240" w:lineRule="auto"/>
+              <w:ind w:firstLine="567"/>
+              <w:jc w:val="center"/>
+              <w:rPr>
+                <w:rFonts w:ascii="Times New Roman" w:eastAsia="Times New Roman" w:hAnsi="Times New Roman" w:cs="Times New Roman"/>
+                <w:b/>
+                <w:bCs/>
+                <w:sz w:val="28"/>
+                <w:szCs w:val="28"/>
+                <w:lang w:eastAsia="ru-RU"/>
+              </w:rPr>
+            </w:pPr>
+            <w:r>
+              <w:rPr>
+                <w:rFonts w:ascii="Times New Roman" w:eastAsia="Times New Roman" w:hAnsi="Times New Roman" w:cs="Times New Roman"/>
+                <w:b/>
+                <w:bCs/>
+                <w:sz w:val="28"/>
+                <w:szCs w:val="28"/>
+                <w:lang w:eastAsia="ru-RU"/>
+              </w:rPr>
+              <w:t>Формат / Ограничения</w:t>
+            </w:r>
+          </w:p>
+        </w:tc>
+      </w:tr>
+      <w:tr>
+        <w:trPr>
+          <w:tblCellSpacing w:w="15" w:type="dxa"/>
+        </w:trPr>
+        <w:tc>
+          <w:tcPr>
+            <w:tcW w:w="0" w:type="auto"/>
+            <w:vAlign w:val="center"/>
+            <w:hideMark/>
+          </w:tcPr>
+          <w:p>
+            <w:pPr>
+              <w:spacing w:after="0" w:line="240" w:lineRule="auto"/>
+              <w:ind w:firstLine="567"/>
+              <w:rPr>
+                <w:rFonts w:ascii="Times New Roman" w:eastAsia="Times New Roman" w:hAnsi="Times New Roman" w:cs="Times New Roman"/>
+                <w:sz w:val="28"/>
+                <w:szCs w:val="28"/>
+                <w:lang w:eastAsia="ru-RU"/>
+              </w:rPr>
+            </w:pPr>
+            <w:proofErr w:type="spellStart"/>
+            <w:r>
+              <w:rPr>
+                <w:rFonts w:ascii="Times New Roman" w:eastAsia="Times New Roman" w:hAnsi="Times New Roman" w:cs="Times New Roman"/>
+                <w:sz w:val="28"/>
+                <w:szCs w:val="28"/>
+                <w:lang w:eastAsia="ru-RU"/>
+              </w:rPr>
+              <w:t>vacancy_id</w:t>
+            </w:r>
+            <w:proofErr w:type="spellEnd"/>
+          </w:p>
+        </w:tc>
+        <w:tc>
+          <w:tcPr>
+            <w:tcW w:w="0" w:type="auto"/>
+            <w:vAlign w:val="center"/>
+            <w:hideMark/>
+          </w:tcPr>
+          <w:p>
+            <w:pPr>
+              <w:spacing w:after="0" w:line="240" w:lineRule="auto"/>
+              <w:ind w:firstLine="567"/>
+              <w:rPr>
+                <w:rFonts w:ascii="Times New Roman" w:eastAsia="Times New Roman" w:hAnsi="Times New Roman" w:cs="Times New Roman"/>
+                <w:sz w:val="28"/>
+                <w:szCs w:val="28"/>
+                <w:lang w:eastAsia="ru-RU"/>
+              </w:rPr>
+            </w:pPr>
+            <w:r>
+              <w:rPr>
+                <w:rFonts w:ascii="Times New Roman" w:eastAsia="Times New Roman" w:hAnsi="Times New Roman" w:cs="Times New Roman"/>
+                <w:sz w:val="28"/>
+                <w:szCs w:val="28"/>
+                <w:lang w:eastAsia="ru-RU"/>
+              </w:rPr>
+              <w:t>Уникальный идентификатор вакансии</w:t>
+            </w:r>
+          </w:p>
+        </w:tc>
+        <w:tc>
+          <w:tcPr>
+            <w:tcW w:w="0" w:type="auto"/>
+            <w:vAlign w:val="center"/>
+            <w:hideMark/>
+          </w:tcPr>
+          <w:p>
+            <w:pPr>
+              <w:spacing w:after="0" w:line="240" w:lineRule="auto"/>
+              <w:ind w:firstLine="567"/>
+              <w:rPr>
+                <w:rFonts w:ascii="Times New Roman" w:eastAsia="Times New Roman" w:hAnsi="Times New Roman" w:cs="Times New Roman"/>
+                <w:sz w:val="28"/>
+                <w:szCs w:val="28"/>
+                <w:lang w:eastAsia="ru-RU"/>
+              </w:rPr>
+            </w:pPr>
+            <w:proofErr w:type="spellStart"/>
+            <w:r>
+              <w:rPr>
+                <w:rFonts w:ascii="Times New Roman" w:eastAsia="Times New Roman" w:hAnsi="Times New Roman" w:cs="Times New Roman"/>
+                <w:sz w:val="28"/>
+                <w:szCs w:val="28"/>
+                <w:lang w:eastAsia="ru-RU"/>
+              </w:rPr>
+              <w:t>Integer</w:t>
+            </w:r>
+            <w:proofErr w:type="spellEnd"/>
+          </w:p>
+        </w:tc>
+        <w:tc>
+          <w:tcPr>
+            <w:tcW w:w="0" w:type="auto"/>
+            <w:vAlign w:val="center"/>
+            <w:hideMark/>
+          </w:tcPr>
+          <w:p>
+            <w:pPr>
+              <w:spacing w:after="0" w:line="240" w:lineRule="auto"/>
+              <w:ind w:firstLine="567"/>
+              <w:rPr>
+                <w:rFonts w:ascii="Times New Roman" w:eastAsia="Times New Roman" w:hAnsi="Times New Roman" w:cs="Times New Roman"/>
+                <w:sz w:val="28"/>
+                <w:szCs w:val="28"/>
+                <w:lang w:eastAsia="ru-RU"/>
+              </w:rPr>
+            </w:pPr>
+            <w:r>
+              <w:rPr>
+                <w:rFonts w:ascii="Times New Roman" w:eastAsia="Times New Roman" w:hAnsi="Times New Roman" w:cs="Times New Roman"/>
+                <w:sz w:val="28"/>
+                <w:szCs w:val="28"/>
+                <w:lang w:eastAsia="ru-RU"/>
+              </w:rPr>
+              <w:t>Первичный ключ</w:t>
+            </w:r>
+          </w:p>
+        </w:tc>
+      </w:tr>
+      <w:tr>
+        <w:trPr>
+          <w:tblCellSpacing w:w="15" w:type="dxa"/>
+        </w:trPr>
+        <w:tc>
+          <w:tcPr>
+            <w:tcW w:w="0" w:type="auto"/>
+            <w:vAlign w:val="center"/>
+            <w:hideMark/>
+          </w:tcPr>
+          <w:p>
+            <w:pPr>
+              <w:spacing w:after="0" w:line="240" w:lineRule="auto"/>
+              <w:ind w:firstLine="567"/>
+              <w:rPr>
+                <w:rFonts w:ascii="Times New Roman" w:eastAsia="Times New Roman" w:hAnsi="Times New Roman" w:cs="Times New Roman"/>
+                <w:sz w:val="28"/>
+                <w:szCs w:val="28"/>
+                <w:lang w:eastAsia="ru-RU"/>
+              </w:rPr>
+            </w:pPr>
+            <w:proofErr w:type="spellStart"/>
+            <w:r>
+              <w:rPr>
+                <w:rFonts w:ascii="Times New Roman" w:eastAsia="Times New Roman" w:hAnsi="Times New Roman" w:cs="Times New Roman"/>
+                <w:sz w:val="28"/>
+                <w:szCs w:val="28"/>
+                <w:lang w:eastAsia="ru-RU"/>
+              </w:rPr>
+              <w:t>title</w:t>
+            </w:r>
+            <w:proofErr w:type="spellEnd"/>
+          </w:p>
+        </w:tc>
+        <w:tc>
+          <w:tcPr>
+            <w:tcW w:w="0" w:type="auto"/>
+            <w:vAlign w:val="center"/>
+            <w:hideMark/>
+          </w:tcPr>
+          <w:p>
+            <w:pPr>
+              <w:spacing w:after="0" w:line="240" w:lineRule="auto"/>
+              <w:ind w:firstLine="567"/>
+              <w:rPr>
+                <w:rFonts w:ascii="Times New Roman" w:eastAsia="Times New Roman" w:hAnsi="Times New Roman" w:cs="Times New Roman"/>
+                <w:sz w:val="28"/>
+                <w:szCs w:val="28"/>
+                <w:lang w:eastAsia="ru-RU"/>
+              </w:rPr>
+            </w:pPr>
+            <w:r>
+              <w:rPr>
+                <w:rFonts w:ascii="Times New Roman" w:eastAsia="Times New Roman" w:hAnsi="Times New Roman" w:cs="Times New Roman"/>
+                <w:sz w:val="28"/>
+                <w:szCs w:val="28"/>
+                <w:lang w:eastAsia="ru-RU"/>
+              </w:rPr>
+              <w:t>Название вакансии</w:t>
+            </w:r>
+          </w:p>
+        </w:tc>
+        <w:tc>
+          <w:tcPr>
+            <w:tcW w:w="0" w:type="auto"/>
+            <w:vAlign w:val="center"/>
+            <w:hideMark/>
+          </w:tcPr>
+          <w:p>
+            <w:pPr>
+              <w:spacing w:after="0" w:line="240" w:lineRule="auto"/>
+              <w:ind w:firstLine="567"/>
+              <w:rPr>
+                <w:rFonts w:ascii="Times New Roman" w:eastAsia="Times New Roman" w:hAnsi="Times New Roman" w:cs="Times New Roman"/>
+                <w:sz w:val="28"/>
+                <w:szCs w:val="28"/>
+                <w:lang w:eastAsia="ru-RU"/>
+              </w:rPr>
+            </w:pPr>
+            <w:proofErr w:type="spellStart"/>
+            <w:r>
+              <w:rPr>
+                <w:rFonts w:ascii="Times New Roman" w:eastAsia="Times New Roman" w:hAnsi="Times New Roman" w:cs="Times New Roman"/>
+                <w:sz w:val="28"/>
+                <w:szCs w:val="28"/>
+                <w:lang w:eastAsia="ru-RU"/>
+              </w:rPr>
+              <w:t>String</w:t>
+            </w:r>
+            <w:proofErr w:type="spellEnd"/>
+          </w:p>
+        </w:tc>
+        <w:tc>
+          <w:tcPr>
+            <w:tcW w:w="0" w:type="auto"/>
+            <w:vAlign w:val="center"/>
+            <w:hideMark/>
+          </w:tcPr>
+          <w:p>
+            <w:pPr>
+              <w:spacing w:after="0" w:line="240" w:lineRule="auto"/>
+              <w:ind w:firstLine="567"/>
+              <w:rPr>
+                <w:rFonts w:ascii="Times New Roman" w:eastAsia="Times New Roman" w:hAnsi="Times New Roman" w:cs="Times New Roman"/>
+                <w:sz w:val="28"/>
+                <w:szCs w:val="28"/>
+                <w:lang w:eastAsia="ru-RU"/>
+              </w:rPr>
+            </w:pPr>
+            <w:r>
+              <w:rPr>
+                <w:rFonts w:ascii="Times New Roman" w:eastAsia="Times New Roman" w:hAnsi="Times New Roman" w:cs="Times New Roman"/>
+                <w:sz w:val="28"/>
+                <w:szCs w:val="28"/>
+                <w:lang w:eastAsia="ru-RU"/>
+              </w:rPr>
+              <w:t>Обязательное</w:t>
+            </w:r>
+          </w:p>
+        </w:tc>
+      </w:tr>
+      <w:tr>
+        <w:trPr>
+          <w:tblCellSpacing w:w="15" w:type="dxa"/>
+        </w:trPr>
+        <w:tc>
+          <w:tcPr>
+            <w:tcW w:w="0" w:type="auto"/>
+            <w:vAlign w:val="center"/>
+            <w:hideMark/>
+          </w:tcPr>
+          <w:p>
+            <w:pPr>
+              <w:spacing w:after="0" w:line="240" w:lineRule="auto"/>
+              <w:ind w:firstLine="567"/>
+              <w:rPr>
+                <w:rFonts w:ascii="Times New Roman" w:eastAsia="Times New Roman" w:hAnsi="Times New Roman" w:cs="Times New Roman"/>
+                <w:sz w:val="28"/>
+                <w:szCs w:val="28"/>
+                <w:lang w:eastAsia="ru-RU"/>
+              </w:rPr>
+            </w:pPr>
+            <w:proofErr w:type="spellStart"/>
+            <w:r>
+              <w:rPr>
+                <w:rFonts w:ascii="Times New Roman" w:eastAsia="Times New Roman" w:hAnsi="Times New Roman" w:cs="Times New Roman"/>
+                <w:sz w:val="28"/>
+                <w:szCs w:val="28"/>
+                <w:lang w:eastAsia="ru-RU"/>
+              </w:rPr>
+              <w:t>company</w:t>
+            </w:r>
+            <w:proofErr w:type="spellEnd"/>
+          </w:p>
+        </w:tc>
+        <w:tc>
+          <w:tcPr>
+            <w:tcW w:w="0" w:type="auto"/>
+            <w:vAlign w:val="center"/>
+            <w:hideMark/>
+          </w:tcPr>
+          <w:p>
+            <w:pPr>
+              <w:spacing w:after="0" w:line="240" w:lineRule="auto"/>
+              <w:ind w:firstLine="567"/>
+              <w:rPr>
+                <w:rFonts w:ascii="Times New Roman" w:eastAsia="Times New Roman" w:hAnsi="Times New Roman" w:cs="Times New Roman"/>
+                <w:sz w:val="28"/>
+                <w:szCs w:val="28"/>
+                <w:lang w:eastAsia="ru-RU"/>
+              </w:rPr>
+            </w:pPr>
+            <w:r>
+              <w:rPr>
+                <w:rFonts w:ascii="Times New Roman" w:eastAsia="Times New Roman" w:hAnsi="Times New Roman" w:cs="Times New Roman"/>
+                <w:sz w:val="28"/>
+                <w:szCs w:val="28"/>
+                <w:lang w:eastAsia="ru-RU"/>
+              </w:rPr>
+              <w:t>Название компании</w:t>
+            </w:r>
+          </w:p>
+        </w:tc>
+        <w:tc>
+          <w:tcPr>
+            <w:tcW w:w="0" w:type="auto"/>
+            <w:vAlign w:val="center"/>
+            <w:hideMark/>
+          </w:tcPr>
+          <w:p>
+            <w:pPr>
+              <w:spacing w:after="0" w:line="240" w:lineRule="auto"/>
+              <w:ind w:firstLine="567"/>
+              <w:rPr>
+                <w:rFonts w:ascii="Times New Roman" w:eastAsia="Times New Roman" w:hAnsi="Times New Roman" w:cs="Times New Roman"/>
+                <w:sz w:val="28"/>
+                <w:szCs w:val="28"/>
+                <w:lang w:eastAsia="ru-RU"/>
+              </w:rPr>
+            </w:pPr>
+            <w:proofErr w:type="spellStart"/>
+            <w:r>
+              <w:rPr>
+                <w:rFonts w:ascii="Times New Roman" w:eastAsia="Times New Roman" w:hAnsi="Times New Roman" w:cs="Times New Roman"/>
+                <w:sz w:val="28"/>
+                <w:szCs w:val="28"/>
+                <w:lang w:eastAsia="ru-RU"/>
+              </w:rPr>
+              <w:t>String</w:t>
+            </w:r>
+            <w:proofErr w:type="spellEnd"/>
+          </w:p>
+        </w:tc>
+        <w:tc>
+          <w:tcPr>
+            <w:tcW w:w="0" w:type="auto"/>
+            <w:vAlign w:val="center"/>
+            <w:hideMark/>
+          </w:tcPr>
+          <w:p>
+            <w:pPr>
+              <w:spacing w:after="0" w:line="240" w:lineRule="auto"/>
+              <w:ind w:firstLine="567"/>
+              <w:rPr>
+                <w:rFonts w:ascii="Times New Roman" w:eastAsia="Times New Roman" w:hAnsi="Times New Roman" w:cs="Times New Roman"/>
+                <w:sz w:val="28"/>
+                <w:szCs w:val="28"/>
+                <w:lang w:eastAsia="ru-RU"/>
+              </w:rPr>
+            </w:pPr>
+            <w:r>
+              <w:rPr>
+                <w:rFonts w:ascii="Times New Roman" w:eastAsia="Times New Roman" w:hAnsi="Times New Roman" w:cs="Times New Roman"/>
+                <w:sz w:val="28"/>
+                <w:szCs w:val="28"/>
+                <w:lang w:eastAsia="ru-RU"/>
+              </w:rPr>
+              <w:t>Может быть NULL</w:t>
+            </w:r>
+          </w:p>
+        </w:tc>
+      </w:tr>
+      <w:tr>
+        <w:trPr>
+          <w:tblCellSpacing w:w="15" w:type="dxa"/>
+        </w:trPr>
+        <w:tc>
+          <w:tcPr>
+            <w:tcW w:w="0" w:type="auto"/>
+            <w:vAlign w:val="center"/>
+            <w:hideMark/>
+          </w:tcPr>
+          <w:p>
+            <w:pPr>
+              <w:spacing w:after="0" w:line="240" w:lineRule="auto"/>
+              <w:ind w:firstLine="567"/>
+              <w:rPr>
+                <w:rFonts w:ascii="Times New Roman" w:eastAsia="Times New Roman" w:hAnsi="Times New Roman" w:cs="Times New Roman"/>
+                <w:sz w:val="28"/>
+                <w:szCs w:val="28"/>
+                <w:lang w:eastAsia="ru-RU"/>
+              </w:rPr>
+            </w:pPr>
+            <w:proofErr w:type="spellStart"/>
+            <w:r>
+              <w:rPr>
+                <w:rFonts w:ascii="Times New Roman" w:eastAsia="Times New Roman" w:hAnsi="Times New Roman" w:cs="Times New Roman"/>
+                <w:sz w:val="28"/>
+                <w:szCs w:val="28"/>
+                <w:lang w:eastAsia="ru-RU"/>
+              </w:rPr>
+              <w:t>salary_from</w:t>
+            </w:r>
+            <w:proofErr w:type="spellEnd"/>
+          </w:p>
+        </w:tc>
+        <w:tc>
+          <w:tcPr>
+            <w:tcW w:w="0" w:type="auto"/>
+            <w:vAlign w:val="center"/>
+            <w:hideMark/>
+          </w:tcPr>
+          <w:p>
+            <w:pPr>
+              <w:spacing w:after="0" w:line="240" w:lineRule="auto"/>
+              <w:ind w:firstLine="567"/>
+              <w:rPr>
+                <w:rFonts w:ascii="Times New Roman" w:eastAsia="Times New Roman" w:hAnsi="Times New Roman" w:cs="Times New Roman"/>
+                <w:sz w:val="28"/>
+                <w:szCs w:val="28"/>
+                <w:lang w:eastAsia="ru-RU"/>
+              </w:rPr>
+            </w:pPr>
+            <w:r>
+              <w:rPr>
+                <w:rFonts w:ascii="Times New Roman" w:eastAsia="Times New Roman" w:hAnsi="Times New Roman" w:cs="Times New Roman"/>
+                <w:sz w:val="28"/>
+                <w:szCs w:val="28"/>
+                <w:lang w:eastAsia="ru-RU"/>
+              </w:rPr>
+              <w:t>Нижняя граница зарплаты</w:t>
+            </w:r>
+          </w:p>
+        </w:tc>
+        <w:tc>
+          <w:tcPr>
+            <w:tcW w:w="0" w:type="auto"/>
+            <w:vAlign w:val="center"/>
+            <w:hideMark/>
+          </w:tcPr>
+          <w:p>
+            <w:pPr>
+              <w:spacing w:after="0" w:line="240" w:lineRule="auto"/>
+              <w:ind w:firstLine="567"/>
+              <w:rPr>
+                <w:rFonts w:ascii="Times New Roman" w:eastAsia="Times New Roman" w:hAnsi="Times New Roman" w:cs="Times New Roman"/>
+                <w:sz w:val="28"/>
+                <w:szCs w:val="28"/>
+                <w:lang w:eastAsia="ru-RU"/>
+              </w:rPr>
+            </w:pPr>
+            <w:proofErr w:type="spellStart"/>
+            <w:r>
+              <w:rPr>
+                <w:rFonts w:ascii="Times New Roman" w:eastAsia="Times New Roman" w:hAnsi="Times New Roman" w:cs="Times New Roman"/>
+                <w:sz w:val="28"/>
+                <w:szCs w:val="28"/>
+                <w:lang w:eastAsia="ru-RU"/>
+              </w:rPr>
+              <w:t>Integer</w:t>
+            </w:r>
+            <w:proofErr w:type="spellEnd"/>
+          </w:p>
+        </w:tc>
+        <w:tc>
+          <w:tcPr>
+            <w:tcW w:w="0" w:type="auto"/>
+            <w:vAlign w:val="center"/>
+            <w:hideMark/>
+          </w:tcPr>
+          <w:p>
+            <w:pPr>
+              <w:spacing w:after="0" w:line="240" w:lineRule="auto"/>
+              <w:ind w:firstLine="567"/>
+              <w:rPr>
+                <w:rFonts w:ascii="Times New Roman" w:eastAsia="Times New Roman" w:hAnsi="Times New Roman" w:cs="Times New Roman"/>
+                <w:sz w:val="28"/>
+                <w:szCs w:val="28"/>
+                <w:lang w:eastAsia="ru-RU"/>
+              </w:rPr>
+            </w:pPr>
+            <w:r>
+              <w:rPr>
+                <w:rFonts w:ascii="Times New Roman" w:eastAsia="Times New Roman" w:hAnsi="Times New Roman" w:cs="Times New Roman"/>
+                <w:sz w:val="28"/>
+                <w:szCs w:val="28"/>
+                <w:lang w:eastAsia="ru-RU"/>
+              </w:rPr>
+              <w:t>Может быть NULL</w:t>
+            </w:r>
+          </w:p>
+        </w:tc>
+      </w:tr>
+      <w:tr>
+        <w:trPr>
+          <w:tblCellSpacing w:w="15" w:type="dxa"/>
+        </w:trPr>
+        <w:tc>
+          <w:tcPr>
+            <w:tcW w:w="0" w:type="auto"/>
+            <w:vAlign w:val="center"/>
+            <w:hideMark/>
+          </w:tcPr>
+          <w:p>
+            <w:pPr>
+              <w:spacing w:after="0" w:line="240" w:lineRule="auto"/>
+              <w:ind w:firstLine="567"/>
+              <w:rPr>
+                <w:rFonts w:ascii="Times New Roman" w:eastAsia="Times New Roman" w:hAnsi="Times New Roman" w:cs="Times New Roman"/>
+                <w:sz w:val="28"/>
+                <w:szCs w:val="28"/>
+                <w:lang w:eastAsia="ru-RU"/>
+              </w:rPr>
+            </w:pPr>
+            <w:proofErr w:type="spellStart"/>
+            <w:r>
+              <w:rPr>
+                <w:rFonts w:ascii="Times New Roman" w:eastAsia="Times New Roman" w:hAnsi="Times New Roman" w:cs="Times New Roman"/>
+                <w:sz w:val="28"/>
+                <w:szCs w:val="28"/>
+                <w:lang w:eastAsia="ru-RU"/>
+              </w:rPr>
+              <w:t>salary_to</w:t>
+            </w:r>
+            <w:proofErr w:type="spellEnd"/>
+          </w:p>
+        </w:tc>
+        <w:tc>
+          <w:tcPr>
+            <w:tcW w:w="0" w:type="auto"/>
+            <w:vAlign w:val="center"/>
+            <w:hideMark/>
+          </w:tcPr>
+          <w:p>
+            <w:pPr>
+              <w:spacing w:after="0" w:line="240" w:lineRule="auto"/>
+              <w:ind w:firstLine="567"/>
+              <w:rPr>
+                <w:rFonts w:ascii="Times New Roman" w:eastAsia="Times New Roman" w:hAnsi="Times New Roman" w:cs="Times New Roman"/>
+                <w:sz w:val="28"/>
+                <w:szCs w:val="28"/>
+                <w:lang w:eastAsia="ru-RU"/>
+              </w:rPr>
+            </w:pPr>
+            <w:r>
+              <w:rPr>
+                <w:rFonts w:ascii="Times New Roman" w:eastAsia="Times New Roman" w:hAnsi="Times New Roman" w:cs="Times New Roman"/>
+                <w:sz w:val="28"/>
+                <w:szCs w:val="28"/>
+                <w:lang w:eastAsia="ru-RU"/>
+              </w:rPr>
+              <w:t>Верхняя граница зарплаты</w:t>
+            </w:r>
+          </w:p>
+        </w:tc>
+        <w:tc>
+          <w:tcPr>
+            <w:tcW w:w="0" w:type="auto"/>
+            <w:vAlign w:val="center"/>
+            <w:hideMark/>
+          </w:tcPr>
+          <w:p>
+            <w:pPr>
+              <w:spacing w:after="0" w:line="240" w:lineRule="auto"/>
+              <w:ind w:firstLine="567"/>
+              <w:rPr>
+                <w:rFonts w:ascii="Times New Roman" w:eastAsia="Times New Roman" w:hAnsi="Times New Roman" w:cs="Times New Roman"/>
+                <w:sz w:val="28"/>
+                <w:szCs w:val="28"/>
+                <w:lang w:eastAsia="ru-RU"/>
+              </w:rPr>
+            </w:pPr>
+            <w:proofErr w:type="spellStart"/>
+            <w:r>
+              <w:rPr>
+                <w:rFonts w:ascii="Times New Roman" w:eastAsia="Times New Roman" w:hAnsi="Times New Roman" w:cs="Times New Roman"/>
+                <w:sz w:val="28"/>
+                <w:szCs w:val="28"/>
+                <w:lang w:eastAsia="ru-RU"/>
+              </w:rPr>
+              <w:t>Integer</w:t>
+            </w:r>
+            <w:proofErr w:type="spellEnd"/>
+          </w:p>
+        </w:tc>
+        <w:tc>
+          <w:tcPr>
+            <w:tcW w:w="0" w:type="auto"/>
+            <w:vAlign w:val="center"/>
+            <w:hideMark/>
+          </w:tcPr>
+          <w:p>
+            <w:pPr>
+              <w:spacing w:after="0" w:line="240" w:lineRule="auto"/>
+              <w:ind w:firstLine="567"/>
+              <w:rPr>
+                <w:rFonts w:ascii="Times New Roman" w:eastAsia="Times New Roman" w:hAnsi="Times New Roman" w:cs="Times New Roman"/>
+                <w:sz w:val="28"/>
+                <w:szCs w:val="28"/>
+                <w:lang w:eastAsia="ru-RU"/>
+              </w:rPr>
+            </w:pPr>
+            <w:r>
+              <w:rPr>
+                <w:rFonts w:ascii="Times New Roman" w:eastAsia="Times New Roman" w:hAnsi="Times New Roman" w:cs="Times New Roman"/>
+                <w:sz w:val="28"/>
+                <w:szCs w:val="28"/>
+                <w:lang w:eastAsia="ru-RU"/>
+              </w:rPr>
+              <w:t>Может быть NULL</w:t>
+            </w:r>
+          </w:p>
+        </w:tc>
+      </w:tr>
+      <w:tr>
+        <w:trPr>
+          <w:tblCellSpacing w:w="15" w:type="dxa"/>
+        </w:trPr>
+        <w:tc>
+          <w:tcPr>
+            <w:tcW w:w="0" w:type="auto"/>
+            <w:vAlign w:val="center"/>
+            <w:hideMark/>
+          </w:tcPr>
+          <w:p>
+            <w:pPr>
+              <w:spacing w:after="0" w:line="240" w:lineRule="auto"/>
+              <w:ind w:firstLine="567"/>
+              <w:rPr>
+                <w:rFonts w:ascii="Times New Roman" w:eastAsia="Times New Roman" w:hAnsi="Times New Roman" w:cs="Times New Roman"/>
+                <w:sz w:val="28"/>
+                <w:szCs w:val="28"/>
+                <w:lang w:eastAsia="ru-RU"/>
+              </w:rPr>
+            </w:pPr>
+            <w:proofErr w:type="spellStart"/>
+            <w:r>
+              <w:rPr>
+                <w:rFonts w:ascii="Times New Roman" w:eastAsia="Times New Roman" w:hAnsi="Times New Roman" w:cs="Times New Roman"/>
+                <w:sz w:val="28"/>
+                <w:szCs w:val="28"/>
+                <w:lang w:eastAsia="ru-RU"/>
+              </w:rPr>
+              <w:lastRenderedPageBreak/>
+              <w:t>url</w:t>
+            </w:r>
+            <w:proofErr w:type="spellEnd"/>
+          </w:p>
+        </w:tc>
+        <w:tc>
+          <w:tcPr>
+            <w:tcW w:w="0" w:type="auto"/>
+            <w:vAlign w:val="center"/>
+            <w:hideMark/>
+          </w:tcPr>
+          <w:p>
+            <w:pPr>
+              <w:spacing w:after="0" w:line="240" w:lineRule="auto"/>
+              <w:ind w:firstLine="567"/>
+              <w:rPr>
+                <w:rFonts w:ascii="Times New Roman" w:eastAsia="Times New Roman" w:hAnsi="Times New Roman" w:cs="Times New Roman"/>
+                <w:sz w:val="28"/>
+                <w:szCs w:val="28"/>
+                <w:lang w:eastAsia="ru-RU"/>
+              </w:rPr>
+            </w:pPr>
+            <w:r>
+              <w:rPr>
+                <w:rFonts w:ascii="Times New Roman" w:eastAsia="Times New Roman" w:hAnsi="Times New Roman" w:cs="Times New Roman"/>
+                <w:sz w:val="28"/>
+                <w:szCs w:val="28"/>
+                <w:lang w:eastAsia="ru-RU"/>
+              </w:rPr>
+              <w:t>Ссылка на оригинальную вакансию</w:t>
+            </w:r>
+          </w:p>
+        </w:tc>
+        <w:tc>
+          <w:tcPr>
+            <w:tcW w:w="0" w:type="auto"/>
+            <w:vAlign w:val="center"/>
+            <w:hideMark/>
+          </w:tcPr>
+          <w:p>
+            <w:pPr>
+              <w:spacing w:after="0" w:line="240" w:lineRule="auto"/>
+              <w:ind w:firstLine="567"/>
+              <w:rPr>
+                <w:rFonts w:ascii="Times New Roman" w:eastAsia="Times New Roman" w:hAnsi="Times New Roman" w:cs="Times New Roman"/>
+                <w:sz w:val="28"/>
+                <w:szCs w:val="28"/>
+                <w:lang w:eastAsia="ru-RU"/>
+              </w:rPr>
+            </w:pPr>
+            <w:proofErr w:type="spellStart"/>
+            <w:r>
+              <w:rPr>
+                <w:rFonts w:ascii="Times New Roman" w:eastAsia="Times New Roman" w:hAnsi="Times New Roman" w:cs="Times New Roman"/>
+                <w:sz w:val="28"/>
+                <w:szCs w:val="28"/>
+                <w:lang w:eastAsia="ru-RU"/>
+              </w:rPr>
+              <w:t>String</w:t>
+            </w:r>
+            <w:proofErr w:type="spellEnd"/>
+          </w:p>
+        </w:tc>
+        <w:tc>
+          <w:tcPr>
+            <w:tcW w:w="0" w:type="auto"/>
+            <w:vAlign w:val="center"/>
+            <w:hideMark/>
+          </w:tcPr>
+          <w:p>
+            <w:pPr>
+              <w:spacing w:after="0" w:line="240" w:lineRule="auto"/>
+              <w:ind w:firstLine="567"/>
+              <w:rPr>
+                <w:rFonts w:ascii="Times New Roman" w:eastAsia="Times New Roman" w:hAnsi="Times New Roman" w:cs="Times New Roman"/>
+                <w:sz w:val="28"/>
+                <w:szCs w:val="28"/>
+                <w:lang w:eastAsia="ru-RU"/>
+              </w:rPr>
+            </w:pPr>
+            <w:r>
+              <w:rPr>
+                <w:rFonts w:ascii="Times New Roman" w:eastAsia="Times New Roman" w:hAnsi="Times New Roman" w:cs="Times New Roman"/>
+                <w:sz w:val="28"/>
+                <w:szCs w:val="28"/>
+                <w:lang w:eastAsia="ru-RU"/>
+              </w:rPr>
+              <w:t>Уникальная</w:t>
+            </w:r>
+          </w:p>
+        </w:tc>
+      </w:tr>
+    </w:tbl>
+    <w:p>
+      <w:pPr>
+        <w:spacing w:after="0" w:line="240" w:lineRule="auto"/>
+        <w:ind w:firstLine="567"/>
+        <w:rPr>
+          <w:rFonts w:ascii="Times New Roman" w:eastAsia="Times New Roman" w:hAnsi="Times New Roman" w:cs="Times New Roman"/>
+          <w:b/>
+          <w:bCs/>
+          <w:sz w:val="28"/>
+          <w:szCs w:val="28"/>
+          <w:lang w:eastAsia="ru-RU"/>
+        </w:rPr>
+      </w:pPr>
+      <w:r>
+        <w:rPr>
+          <w:rFonts w:ascii="Times New Roman" w:eastAsia="Times New Roman" w:hAnsi="Times New Roman" w:cs="Times New Roman"/>
+          <w:b/>
+          <w:bCs/>
+          <w:sz w:val="28"/>
+          <w:szCs w:val="28"/>
+          <w:lang w:eastAsia="ru-RU"/>
+        </w:rPr>
+        <w:t>Назначение:</w:t>
+      </w:r>
+      <w:r>
+        <w:rPr>
+          <w:rFonts w:ascii="Times New Roman" w:eastAsia="Times New Roman" w:hAnsi="Times New Roman" w:cs="Times New Roman"/>
+          <w:sz w:val="28"/>
+          <w:szCs w:val="28"/>
+          <w:lang w:eastAsia="ru-RU"/>
+        </w:rPr>
+        <w:br/>
+        <w:t>Хранение информации о вакансиях, полученных с внешних сайтов-источников.</w:t>
+      </w:r>
+    </w:p>
+    <w:p>
+      <w:pPr>
+        <w:spacing w:after="0" w:line="240" w:lineRule="auto"/>
+        <w:ind w:firstLine="567"/>
+        <w:outlineLvl w:val="1"/>
+        <w:rPr>
+          <w:rFonts w:ascii="Times New Roman" w:eastAsia="Times New Roman" w:hAnsi="Times New Roman" w:cs="Times New Roman"/>
+          <w:b/>
+          <w:bCs/>
+          <w:sz w:val="28"/>
+          <w:szCs w:val="28"/>
+          <w:lang w:eastAsia="ru-RU"/>
+        </w:rPr>
+      </w:pPr>
+    </w:p>
+    <w:p>
+      <w:pPr>
+        <w:spacing w:after="0" w:line="240" w:lineRule="auto"/>
+        <w:ind w:firstLine="567"/>
+        <w:outlineLvl w:val="1"/>
+        <w:rPr>
+          <w:rFonts w:ascii="Times New Roman" w:eastAsia="Times New Roman" w:hAnsi="Times New Roman" w:cs="Times New Roman"/>
+          <w:b/>
+          <w:bCs/>
+          <w:sz w:val="28"/>
+          <w:szCs w:val="28"/>
+          <w:lang w:eastAsia="ru-RU"/>
+        </w:rPr>
+      </w:pPr>
+      <w:r>
+        <w:rPr>
+          <w:rFonts w:ascii="Times New Roman" w:eastAsia="Times New Roman" w:hAnsi="Times New Roman" w:cs="Times New Roman"/>
+          <w:b/>
+          <w:bCs/>
+          <w:sz w:val="28"/>
+          <w:szCs w:val="28"/>
+          <w:lang w:eastAsia="ru-RU"/>
+        </w:rPr>
+        <w:t>4.2.4 Сущность «Источник вакансии»</w:t>
+      </w:r>
+    </w:p>
+    <w:tbl>
+      <w:tblPr>
+        <w:tblW w:w="0" w:type="auto"/>
+        <w:tblCellSpacing w:w="15" w:type="dxa"/>
+        <w:tblCellMar>
+          <w:top w:w="15" w:type="dxa"/>
+          <w:left w:w="15" w:type="dxa"/>
+          <w:bottom w:w="15" w:type="dxa"/>
+          <w:right w:w="15" w:type="dxa"/>
+        </w:tblCellMar>
+        <w:tblLook w:val="04A0" w:firstRow="1" w:lastRow="0" w:firstColumn="1" w:lastColumn="0" w:noHBand="0" w:noVBand="1"/>
+      </w:tblPr>
+      <w:tblGrid>
+        <w:gridCol w:w="1731"/>
+        <w:gridCol w:w="3905"/>
+        <w:gridCol w:w="1832"/>
+        <w:gridCol w:w="2880"/>
+      </w:tblGrid>
+      <w:tr>
+        <w:trPr>
+          <w:tblHeader/>
+          <w:tblCellSpacing w:w="15" w:type="dxa"/>
+        </w:trPr>
+        <w:tc>
+          <w:tcPr>
+            <w:tcW w:w="0" w:type="auto"/>
+            <w:vAlign w:val="center"/>
+            <w:hideMark/>
+          </w:tcPr>
+          <w:p>
+            <w:pPr>
+              <w:spacing w:after="0" w:line="240" w:lineRule="auto"/>
+              <w:ind w:firstLine="567"/>
+              <w:jc w:val="center"/>
+              <w:rPr>
+                <w:rFonts w:ascii="Times New Roman" w:eastAsia="Times New Roman" w:hAnsi="Times New Roman" w:cs="Times New Roman"/>
+                <w:b/>
+                <w:bCs/>
+                <w:sz w:val="28"/>
+                <w:szCs w:val="28"/>
+                <w:lang w:eastAsia="ru-RU"/>
+              </w:rPr>
+            </w:pPr>
+            <w:r>
+              <w:rPr>
+                <w:rFonts w:ascii="Times New Roman" w:eastAsia="Times New Roman" w:hAnsi="Times New Roman" w:cs="Times New Roman"/>
+                <w:b/>
+                <w:bCs/>
+                <w:sz w:val="28"/>
+                <w:szCs w:val="28"/>
+                <w:lang w:eastAsia="ru-RU"/>
+              </w:rPr>
+              <w:t>Атрибут</w:t>
+            </w:r>
+          </w:p>
+        </w:tc>
+        <w:tc>
+          <w:tcPr>
+            <w:tcW w:w="0" w:type="auto"/>
+            <w:vAlign w:val="center"/>
+            <w:hideMark/>
+          </w:tcPr>
+          <w:p>
+            <w:pPr>
+              <w:spacing w:after="0" w:line="240" w:lineRule="auto"/>
+              <w:ind w:firstLine="567"/>
+              <w:jc w:val="center"/>
+              <w:rPr>
+                <w:rFonts w:ascii="Times New Roman" w:eastAsia="Times New Roman" w:hAnsi="Times New Roman" w:cs="Times New Roman"/>
+                <w:b/>
+                <w:bCs/>
+                <w:sz w:val="28"/>
+                <w:szCs w:val="28"/>
+                <w:lang w:eastAsia="ru-RU"/>
+              </w:rPr>
+            </w:pPr>
+            <w:r>
+              <w:rPr>
+                <w:rFonts w:ascii="Times New Roman" w:eastAsia="Times New Roman" w:hAnsi="Times New Roman" w:cs="Times New Roman"/>
+                <w:b/>
+                <w:bCs/>
+                <w:sz w:val="28"/>
+                <w:szCs w:val="28"/>
+                <w:lang w:eastAsia="ru-RU"/>
+              </w:rPr>
+              <w:t>Описание</w:t>
+            </w:r>
+          </w:p>
+        </w:tc>
+        <w:tc>
+          <w:tcPr>
+            <w:tcW w:w="0" w:type="auto"/>
+            <w:vAlign w:val="center"/>
+            <w:hideMark/>
+          </w:tcPr>
+          <w:p>
+            <w:pPr>
+              <w:spacing w:after="0" w:line="240" w:lineRule="auto"/>
+              <w:ind w:firstLine="567"/>
+              <w:jc w:val="center"/>
+              <w:rPr>
+                <w:rFonts w:ascii="Times New Roman" w:eastAsia="Times New Roman" w:hAnsi="Times New Roman" w:cs="Times New Roman"/>
+                <w:b/>
+                <w:bCs/>
+                <w:sz w:val="28"/>
+                <w:szCs w:val="28"/>
+                <w:lang w:eastAsia="ru-RU"/>
+              </w:rPr>
+            </w:pPr>
+            <w:r>
+              <w:rPr>
+                <w:rFonts w:ascii="Times New Roman" w:eastAsia="Times New Roman" w:hAnsi="Times New Roman" w:cs="Times New Roman"/>
+                <w:b/>
+                <w:bCs/>
+                <w:sz w:val="28"/>
+                <w:szCs w:val="28"/>
+                <w:lang w:eastAsia="ru-RU"/>
+              </w:rPr>
+              <w:t>Тип данных</w:t>
+            </w:r>
+          </w:p>
+        </w:tc>
+        <w:tc>
+          <w:tcPr>
+            <w:tcW w:w="0" w:type="auto"/>
+            <w:vAlign w:val="center"/>
+            <w:hideMark/>
+          </w:tcPr>
+          <w:p>
+            <w:pPr>
+              <w:spacing w:after="0" w:line="240" w:lineRule="auto"/>
+              <w:ind w:firstLine="567"/>
+              <w:jc w:val="center"/>
+              <w:rPr>
+                <w:rFonts w:ascii="Times New Roman" w:eastAsia="Times New Roman" w:hAnsi="Times New Roman" w:cs="Times New Roman"/>
+                <w:b/>
+                <w:bCs/>
+                <w:sz w:val="28"/>
+                <w:szCs w:val="28"/>
+                <w:lang w:eastAsia="ru-RU"/>
+              </w:rPr>
+            </w:pPr>
+            <w:r>
+              <w:rPr>
+                <w:rFonts w:ascii="Times New Roman" w:eastAsia="Times New Roman" w:hAnsi="Times New Roman" w:cs="Times New Roman"/>
+                <w:b/>
+                <w:bCs/>
+                <w:sz w:val="28"/>
+                <w:szCs w:val="28"/>
+                <w:lang w:eastAsia="ru-RU"/>
+              </w:rPr>
+              <w:t>Формат / Ограничения</w:t>
+            </w:r>
+          </w:p>
+        </w:tc>
+      </w:tr>
+      <w:tr>
+        <w:trPr>
+          <w:tblCellSpacing w:w="15" w:type="dxa"/>
+        </w:trPr>
+        <w:tc>
+          <w:tcPr>
+            <w:tcW w:w="0" w:type="auto"/>
+            <w:vAlign w:val="center"/>
+            <w:hideMark/>
+          </w:tcPr>
+          <w:p>
+            <w:pPr>
+              <w:spacing w:after="0" w:line="240" w:lineRule="auto"/>
+              <w:ind w:firstLine="567"/>
+              <w:rPr>
+                <w:rFonts w:ascii="Times New Roman" w:eastAsia="Times New Roman" w:hAnsi="Times New Roman" w:cs="Times New Roman"/>
+                <w:sz w:val="28"/>
+                <w:szCs w:val="28"/>
+                <w:lang w:eastAsia="ru-RU"/>
+              </w:rPr>
+            </w:pPr>
+            <w:proofErr w:type="spellStart"/>
+            <w:r>
+              <w:rPr>
+                <w:rFonts w:ascii="Times New Roman" w:eastAsia="Times New Roman" w:hAnsi="Times New Roman" w:cs="Times New Roman"/>
+                <w:sz w:val="28"/>
+                <w:szCs w:val="28"/>
+                <w:lang w:eastAsia="ru-RU"/>
+              </w:rPr>
+              <w:t>source_id</w:t>
+            </w:r>
+            <w:proofErr w:type="spellEnd"/>
+          </w:p>
+        </w:tc>
+        <w:tc>
+          <w:tcPr>
+            <w:tcW w:w="0" w:type="auto"/>
+            <w:vAlign w:val="center"/>
+            <w:hideMark/>
+          </w:tcPr>
+          <w:p>
+            <w:pPr>
+              <w:spacing w:after="0" w:line="240" w:lineRule="auto"/>
+              <w:ind w:firstLine="567"/>
+              <w:rPr>
+                <w:rFonts w:ascii="Times New Roman" w:eastAsia="Times New Roman" w:hAnsi="Times New Roman" w:cs="Times New Roman"/>
+                <w:sz w:val="28"/>
+                <w:szCs w:val="28"/>
+                <w:lang w:eastAsia="ru-RU"/>
+              </w:rPr>
+            </w:pPr>
+            <w:r>
+              <w:rPr>
+                <w:rFonts w:ascii="Times New Roman" w:eastAsia="Times New Roman" w:hAnsi="Times New Roman" w:cs="Times New Roman"/>
+                <w:sz w:val="28"/>
+                <w:szCs w:val="28"/>
+                <w:lang w:eastAsia="ru-RU"/>
+              </w:rPr>
+              <w:t>Уникальный идентификатор источника</w:t>
+            </w:r>
+          </w:p>
+        </w:tc>
+        <w:tc>
+          <w:tcPr>
+            <w:tcW w:w="0" w:type="auto"/>
+            <w:vAlign w:val="center"/>
+            <w:hideMark/>
+          </w:tcPr>
+          <w:p>
+            <w:pPr>
+              <w:spacing w:after="0" w:line="240" w:lineRule="auto"/>
+              <w:ind w:firstLine="567"/>
+              <w:rPr>
+                <w:rFonts w:ascii="Times New Roman" w:eastAsia="Times New Roman" w:hAnsi="Times New Roman" w:cs="Times New Roman"/>
+                <w:sz w:val="28"/>
+                <w:szCs w:val="28"/>
+                <w:lang w:eastAsia="ru-RU"/>
+              </w:rPr>
+            </w:pPr>
+            <w:proofErr w:type="spellStart"/>
+            <w:r>
+              <w:rPr>
+                <w:rFonts w:ascii="Times New Roman" w:eastAsia="Times New Roman" w:hAnsi="Times New Roman" w:cs="Times New Roman"/>
+                <w:sz w:val="28"/>
+                <w:szCs w:val="28"/>
+                <w:lang w:eastAsia="ru-RU"/>
+              </w:rPr>
+              <w:t>Integer</w:t>
+            </w:r>
+            <w:proofErr w:type="spellEnd"/>
+          </w:p>
+        </w:tc>
+        <w:tc>
+          <w:tcPr>
+            <w:tcW w:w="0" w:type="auto"/>
+            <w:vAlign w:val="center"/>
+            <w:hideMark/>
+          </w:tcPr>
+          <w:p>
+            <w:pPr>
+              <w:spacing w:after="0" w:line="240" w:lineRule="auto"/>
+              <w:ind w:firstLine="567"/>
+              <w:rPr>
+                <w:rFonts w:ascii="Times New Roman" w:eastAsia="Times New Roman" w:hAnsi="Times New Roman" w:cs="Times New Roman"/>
+                <w:sz w:val="28"/>
+                <w:szCs w:val="28"/>
+                <w:lang w:eastAsia="ru-RU"/>
+              </w:rPr>
+            </w:pPr>
+            <w:r>
+              <w:rPr>
+                <w:rFonts w:ascii="Times New Roman" w:eastAsia="Times New Roman" w:hAnsi="Times New Roman" w:cs="Times New Roman"/>
+                <w:sz w:val="28"/>
+                <w:szCs w:val="28"/>
+                <w:lang w:eastAsia="ru-RU"/>
+              </w:rPr>
+              <w:t>Первичный ключ</w:t>
+            </w:r>
+          </w:p>
+        </w:tc>
+      </w:tr>
+      <w:tr>
+        <w:trPr>
+          <w:tblCellSpacing w:w="15" w:type="dxa"/>
+        </w:trPr>
+        <w:tc>
+          <w:tcPr>
+            <w:tcW w:w="0" w:type="auto"/>
+            <w:vAlign w:val="center"/>
+            <w:hideMark/>
+          </w:tcPr>
+          <w:p>
+            <w:pPr>
+              <w:spacing w:after="0" w:line="240" w:lineRule="auto"/>
+              <w:ind w:firstLine="567"/>
+              <w:rPr>
+                <w:rFonts w:ascii="Times New Roman" w:eastAsia="Times New Roman" w:hAnsi="Times New Roman" w:cs="Times New Roman"/>
+                <w:sz w:val="28"/>
+                <w:szCs w:val="28"/>
+                <w:lang w:eastAsia="ru-RU"/>
+              </w:rPr>
+            </w:pPr>
+            <w:proofErr w:type="spellStart"/>
+            <w:r>
+              <w:rPr>
+                <w:rFonts w:ascii="Times New Roman" w:eastAsia="Times New Roman" w:hAnsi="Times New Roman" w:cs="Times New Roman"/>
+                <w:sz w:val="28"/>
+                <w:szCs w:val="28"/>
+                <w:lang w:eastAsia="ru-RU"/>
+              </w:rPr>
+              <w:t>name</w:t>
+            </w:r>
+            <w:proofErr w:type="spellEnd"/>
+          </w:p>
+        </w:tc>
+        <w:tc>
+          <w:tcPr>
+            <w:tcW w:w="0" w:type="auto"/>
+            <w:vAlign w:val="center"/>
+            <w:hideMark/>
+          </w:tcPr>
+          <w:p>
+            <w:pPr>
+              <w:spacing w:after="0" w:line="240" w:lineRule="auto"/>
+              <w:ind w:firstLine="567"/>
+              <w:rPr>
+                <w:rFonts w:ascii="Times New Roman" w:eastAsia="Times New Roman" w:hAnsi="Times New Roman" w:cs="Times New Roman"/>
+                <w:sz w:val="28"/>
+                <w:szCs w:val="28"/>
+                <w:lang w:eastAsia="ru-RU"/>
+              </w:rPr>
+            </w:pPr>
+            <w:r>
+              <w:rPr>
+                <w:rFonts w:ascii="Times New Roman" w:eastAsia="Times New Roman" w:hAnsi="Times New Roman" w:cs="Times New Roman"/>
+                <w:sz w:val="28"/>
+                <w:szCs w:val="28"/>
+                <w:lang w:eastAsia="ru-RU"/>
+              </w:rPr>
+              <w:t>Название сайта-источника</w:t>
+            </w:r>
+          </w:p>
+        </w:tc>
+        <w:tc>
+          <w:tcPr>
+            <w:tcW w:w="0" w:type="auto"/>
+            <w:vAlign w:val="center"/>
+            <w:hideMark/>
+          </w:tcPr>
+          <w:p>
+            <w:pPr>
+              <w:spacing w:after="0" w:line="240" w:lineRule="auto"/>
+              <w:ind w:firstLine="567"/>
+              <w:rPr>
+                <w:rFonts w:ascii="Times New Roman" w:eastAsia="Times New Roman" w:hAnsi="Times New Roman" w:cs="Times New Roman"/>
+                <w:sz w:val="28"/>
+                <w:szCs w:val="28"/>
+                <w:lang w:eastAsia="ru-RU"/>
+              </w:rPr>
+            </w:pPr>
+            <w:proofErr w:type="spellStart"/>
+            <w:r>
+              <w:rPr>
+                <w:rFonts w:ascii="Times New Roman" w:eastAsia="Times New Roman" w:hAnsi="Times New Roman" w:cs="Times New Roman"/>
+                <w:sz w:val="28"/>
+                <w:szCs w:val="28"/>
+                <w:lang w:eastAsia="ru-RU"/>
+              </w:rPr>
+              <w:t>String</w:t>
+            </w:r>
+            <w:proofErr w:type="spellEnd"/>
+          </w:p>
+        </w:tc>
+        <w:tc>
+          <w:tcPr>
+            <w:tcW w:w="0" w:type="auto"/>
+            <w:vAlign w:val="center"/>
+            <w:hideMark/>
+          </w:tcPr>
+          <w:p>
+            <w:pPr>
+              <w:spacing w:after="0" w:line="240" w:lineRule="auto"/>
+              <w:ind w:firstLine="567"/>
+              <w:rPr>
+                <w:rFonts w:ascii="Times New Roman" w:eastAsia="Times New Roman" w:hAnsi="Times New Roman" w:cs="Times New Roman"/>
+                <w:sz w:val="28"/>
+                <w:szCs w:val="28"/>
+                <w:lang w:eastAsia="ru-RU"/>
+              </w:rPr>
+            </w:pPr>
+            <w:r>
+              <w:rPr>
+                <w:rFonts w:ascii="Times New Roman" w:eastAsia="Times New Roman" w:hAnsi="Times New Roman" w:cs="Times New Roman"/>
+                <w:sz w:val="28"/>
+                <w:szCs w:val="28"/>
+                <w:lang w:eastAsia="ru-RU"/>
+              </w:rPr>
+              <w:t>Например: hh.ru</w:t>
+            </w:r>
+          </w:p>
+        </w:tc>
+      </w:tr>
+      <w:tr>
+        <w:trPr>
+          <w:tblCellSpacing w:w="15" w:type="dxa"/>
+        </w:trPr>
+        <w:tc>
+          <w:tcPr>
+            <w:tcW w:w="0" w:type="auto"/>
+            <w:vAlign w:val="center"/>
+            <w:hideMark/>
+          </w:tcPr>
+          <w:p>
+            <w:pPr>
+              <w:spacing w:after="0" w:line="240" w:lineRule="auto"/>
+              <w:ind w:firstLine="567"/>
+              <w:rPr>
+                <w:rFonts w:ascii="Times New Roman" w:eastAsia="Times New Roman" w:hAnsi="Times New Roman" w:cs="Times New Roman"/>
+                <w:sz w:val="28"/>
+                <w:szCs w:val="28"/>
+                <w:lang w:eastAsia="ru-RU"/>
+              </w:rPr>
+            </w:pPr>
+            <w:proofErr w:type="spellStart"/>
+            <w:r>
+              <w:rPr>
+                <w:rFonts w:ascii="Times New Roman" w:eastAsia="Times New Roman" w:hAnsi="Times New Roman" w:cs="Times New Roman"/>
+                <w:sz w:val="28"/>
+                <w:szCs w:val="28"/>
+                <w:lang w:eastAsia="ru-RU"/>
+              </w:rPr>
+              <w:t>base_url</w:t>
+            </w:r>
+            <w:proofErr w:type="spellEnd"/>
+          </w:p>
+        </w:tc>
+        <w:tc>
+          <w:tcPr>
+            <w:tcW w:w="0" w:type="auto"/>
+            <w:vAlign w:val="center"/>
+            <w:hideMark/>
+          </w:tcPr>
+          <w:p>
+            <w:pPr>
+              <w:spacing w:after="0" w:line="240" w:lineRule="auto"/>
+              <w:ind w:firstLine="567"/>
+              <w:rPr>
+                <w:rFonts w:ascii="Times New Roman" w:eastAsia="Times New Roman" w:hAnsi="Times New Roman" w:cs="Times New Roman"/>
+                <w:sz w:val="28"/>
+                <w:szCs w:val="28"/>
+                <w:lang w:eastAsia="ru-RU"/>
+              </w:rPr>
+            </w:pPr>
+            <w:r>
+              <w:rPr>
+                <w:rFonts w:ascii="Times New Roman" w:eastAsia="Times New Roman" w:hAnsi="Times New Roman" w:cs="Times New Roman"/>
+                <w:sz w:val="28"/>
+                <w:szCs w:val="28"/>
+                <w:lang w:eastAsia="ru-RU"/>
+              </w:rPr>
+              <w:t>Базовый URL источника</w:t>
+            </w:r>
+          </w:p>
+        </w:tc>
+        <w:tc>
+          <w:tcPr>
+            <w:tcW w:w="0" w:type="auto"/>
+            <w:vAlign w:val="center"/>
+            <w:hideMark/>
+          </w:tcPr>
+          <w:p>
+            <w:pPr>
+              <w:spacing w:after="0" w:line="240" w:lineRule="auto"/>
+              <w:ind w:firstLine="567"/>
+              <w:rPr>
+                <w:rFonts w:ascii="Times New Roman" w:eastAsia="Times New Roman" w:hAnsi="Times New Roman" w:cs="Times New Roman"/>
+                <w:sz w:val="28"/>
+                <w:szCs w:val="28"/>
+                <w:lang w:eastAsia="ru-RU"/>
+              </w:rPr>
+            </w:pPr>
+            <w:proofErr w:type="spellStart"/>
+            <w:r>
+              <w:rPr>
+                <w:rFonts w:ascii="Times New Roman" w:eastAsia="Times New Roman" w:hAnsi="Times New Roman" w:cs="Times New Roman"/>
+                <w:sz w:val="28"/>
+                <w:szCs w:val="28"/>
+                <w:lang w:eastAsia="ru-RU"/>
+              </w:rPr>
+              <w:t>String</w:t>
+            </w:r>
+            <w:proofErr w:type="spellEnd"/>
+          </w:p>
+        </w:tc>
+        <w:tc>
+          <w:tcPr>
+            <w:tcW w:w="0" w:type="auto"/>
+            <w:vAlign w:val="center"/>
+            <w:hideMark/>
+          </w:tcPr>
+          <w:p>
+            <w:pPr>
+              <w:spacing w:after="0" w:line="240" w:lineRule="auto"/>
+              <w:ind w:firstLine="567"/>
+              <w:rPr>
+                <w:rFonts w:ascii="Times New Roman" w:eastAsia="Times New Roman" w:hAnsi="Times New Roman" w:cs="Times New Roman"/>
+                <w:sz w:val="28"/>
+                <w:szCs w:val="28"/>
+                <w:lang w:eastAsia="ru-RU"/>
+              </w:rPr>
+            </w:pPr>
+            <w:r>
+              <w:rPr>
+                <w:rFonts w:ascii="Times New Roman" w:eastAsia="Times New Roman" w:hAnsi="Times New Roman" w:cs="Times New Roman"/>
+                <w:sz w:val="28"/>
+                <w:szCs w:val="28"/>
+                <w:lang w:eastAsia="ru-RU"/>
+              </w:rPr>
+              <w:t>HTTPS</w:t>
+            </w:r>
+          </w:p>
+        </w:tc>
+      </w:tr>
+    </w:tbl>
+    <w:p>
+      <w:pPr>
+        <w:spacing w:after="0" w:line="240" w:lineRule="auto"/>
+        <w:ind w:firstLine="567"/>
+        <w:rPr>
+          <w:rFonts w:ascii="Times New Roman" w:eastAsia="Times New Roman" w:hAnsi="Times New Roman" w:cs="Times New Roman"/>
+          <w:sz w:val="28"/>
+          <w:szCs w:val="28"/>
+          <w:lang w:eastAsia="ru-RU"/>
+        </w:rPr>
+      </w:pPr>
+      <w:r>
+        <w:rPr>
+          <w:rFonts w:ascii="Times New Roman" w:eastAsia="Times New Roman" w:hAnsi="Times New Roman" w:cs="Times New Roman"/>
+          <w:b/>
+          <w:bCs/>
+          <w:sz w:val="28"/>
+          <w:szCs w:val="28"/>
+          <w:lang w:eastAsia="ru-RU"/>
+        </w:rPr>
+        <w:t>Назначение:</w:t>
+      </w:r>
+      <w:r>
+        <w:rPr>
+          <w:rFonts w:ascii="Times New Roman" w:eastAsia="Times New Roman" w:hAnsi="Times New Roman" w:cs="Times New Roman"/>
+          <w:sz w:val="28"/>
+          <w:szCs w:val="28"/>
+          <w:lang w:eastAsia="ru-RU"/>
+        </w:rPr>
+        <w:br/>
+        <w:t>Определяет сайты и сервисы, с которых производится агрегация вакансий.</w:t>
+      </w:r>
     </w:p>
     <w:p>
       <w:pPr>
@@ -3464,50 +5929,6 @@
           <w:lang w:eastAsia="ru-RU"/>
         </w:rPr>
       </w:pPr>
-      <w:r>
-        <w:rPr>
-          <w:rFonts w:ascii="Times New Roman" w:eastAsia="Times New Roman" w:hAnsi="Times New Roman" w:cs="Times New Roman"/>
-          <w:b/>
-          <w:bCs/>
-          <w:sz w:val="28"/>
-          <w:szCs w:val="28"/>
-          <w:lang w:eastAsia="ru-RU"/>
-        </w:rPr>
-        <w:t>4.3 Отчеты</w:t>
-      </w:r>
-    </w:p>
-    <w:p>
-      <w:pPr>
-        <w:spacing w:after="0" w:line="240" w:lineRule="auto"/>
-        <w:ind w:firstLine="567"/>
-        <w:rPr>
-          <w:rFonts w:ascii="Times New Roman" w:eastAsia="Times New Roman" w:hAnsi="Times New Roman" w:cs="Times New Roman"/>
-          <w:sz w:val="28"/>
-          <w:szCs w:val="28"/>
-          <w:lang w:eastAsia="ru-RU"/>
-        </w:rPr>
-      </w:pPr>
-      <w:r>
-        <w:rPr>
-          <w:rFonts w:ascii="Times New Roman" w:eastAsia="Times New Roman" w:hAnsi="Times New Roman" w:cs="Times New Roman"/>
-          <w:sz w:val="28"/>
-          <w:szCs w:val="28"/>
-          <w:lang w:eastAsia="ru-RU"/>
-        </w:rPr>
-        <w:t>В первой версии отчеты не формируются.</w:t>
-      </w:r>
-    </w:p>
-    <w:p>
-      <w:pPr>
-        <w:spacing w:after="0" w:line="240" w:lineRule="auto"/>
-        <w:ind w:firstLine="567"/>
-        <w:rPr>
-          <w:rFonts w:ascii="Times New Roman" w:eastAsia="Times New Roman" w:hAnsi="Times New Roman" w:cs="Times New Roman"/>
-          <w:sz w:val="28"/>
-          <w:szCs w:val="28"/>
-          <w:lang w:eastAsia="ru-RU"/>
-        </w:rPr>
-      </w:pPr>
     </w:p>
     <w:p>
       <w:pPr>
@@ -3532,7 +5953,65 @@
           <w:szCs w:val="28"/>
           <w:lang w:eastAsia="ru-RU"/>
         </w:rPr>
-        <w:lastRenderedPageBreak/>
+        <w:t>4.3 Отчеты</w:t>
+      </w:r>
+    </w:p>
+    <w:p>
+      <w:pPr>
+        <w:spacing w:after="0" w:line="240" w:lineRule="auto"/>
+        <w:ind w:firstLine="567"/>
+        <w:rPr>
+          <w:rFonts w:ascii="Times New Roman" w:eastAsia="Times New Roman" w:hAnsi="Times New Roman" w:cs="Times New Roman"/>
+          <w:sz w:val="28"/>
+          <w:szCs w:val="28"/>
+          <w:lang w:eastAsia="ru-RU"/>
+        </w:rPr>
+      </w:pPr>
+      <w:r>
+        <w:rPr>
+          <w:rFonts w:ascii="Times New Roman" w:eastAsia="Times New Roman" w:hAnsi="Times New Roman" w:cs="Times New Roman"/>
+          <w:sz w:val="28"/>
+          <w:szCs w:val="28"/>
+          <w:lang w:eastAsia="ru-RU"/>
+        </w:rPr>
+        <w:t>В первой версии отчеты не формируются.</w:t>
+      </w:r>
+    </w:p>
+    <w:p>
+      <w:pPr>
+        <w:spacing w:after="0" w:line="240" w:lineRule="auto"/>
+        <w:ind w:firstLine="567"/>
+        <w:rPr>
+          <w:rFonts w:ascii="Times New Roman" w:eastAsia="Times New Roman" w:hAnsi="Times New Roman" w:cs="Times New Roman"/>
+          <w:sz w:val="28"/>
+          <w:szCs w:val="28"/>
+          <w:lang w:eastAsia="ru-RU"/>
+        </w:rPr>
+      </w:pPr>
+    </w:p>
+    <w:p>
+      <w:pPr>
+        <w:spacing w:after="0" w:line="240" w:lineRule="auto"/>
+        <w:ind w:firstLine="567"/>
+        <w:outlineLvl w:val="2"/>
+        <w:rPr>
+          <w:rFonts w:ascii="Times New Roman" w:eastAsia="Times New Roman" w:hAnsi="Times New Roman" w:cs="Times New Roman"/>
+          <w:b/>
+          <w:bCs/>
+          <w:sz w:val="28"/>
+          <w:szCs w:val="28"/>
+          <w:lang w:eastAsia="ru-RU"/>
+        </w:rPr>
+      </w:pPr>
+      <w:r>
+        <w:rPr>
+          <w:rFonts w:ascii="Times New Roman" w:eastAsia="Times New Roman" w:hAnsi="Times New Roman" w:cs="Times New Roman"/>
+          <w:b/>
+          <w:bCs/>
+          <w:sz w:val="28"/>
+          <w:szCs w:val="28"/>
+          <w:lang w:eastAsia="ru-RU"/>
+        </w:rPr>
         <w:t>4.4 Хранение и целостность данных</w:t>
       </w:r>
     </w:p>
@@ -4167,6 +6646,7 @@
           <w:szCs w:val="28"/>
           <w:lang w:eastAsia="ru-RU"/>
         </w:rPr>
+        <w:lastRenderedPageBreak/>
         <w:t>Уведомление должно приходить не позднее 10 минут после публикации вакансии.</w:t>
       </w:r>
     </w:p>
@@ -4351,14 +6831,16 @@
         <w:spacing w:after="0" w:line="240" w:lineRule="auto"/>
         <w:rPr>
           <w:rFonts w:ascii="Times New Roman" w:eastAsia="Times New Roman" w:hAnsi="Times New Roman" w:cs="Times New Roman"/>
-          <w:sz w:val="24"/>
-          <w:szCs w:val="24"/>
-          <w:lang w:eastAsia="ru-RU"/>
-        </w:rPr>
-      </w:pPr>
-    </w:p>
-    <w:p>
-      <w:pPr>
+          <w:sz w:val="28"/>
+          <w:szCs w:val="28"/>
+          <w:lang w:eastAsia="ru-RU"/>
+        </w:rPr>
+      </w:pPr>
+    </w:p>
+    <w:p>
+      <w:pPr>
+        <w:spacing w:after="0" w:line="240" w:lineRule="auto"/>
+        <w:outlineLvl w:val="1"/>
         <w:rPr>
           <w:rFonts w:ascii="Times New Roman" w:eastAsia="Times New Roman" w:hAnsi="Times New Roman" w:cs="Times New Roman"/>
           <w:b/>
@@ -4377,24 +6859,9 @@
           <w:szCs w:val="40"/>
           <w:lang w:eastAsia="ru-RU"/>
         </w:rPr>
-        <w:br w:type="page"/>
-      </w:r>
-    </w:p>
-    <w:p>
-      <w:pPr>
-        <w:spacing w:after="0" w:line="240" w:lineRule="auto"/>
-        <w:rPr>
-          <w:rFonts w:ascii="Times New Roman" w:eastAsia="Times New Roman" w:hAnsi="Times New Roman" w:cs="Times New Roman"/>
-          <w:sz w:val="28"/>
-          <w:szCs w:val="28"/>
-          <w:lang w:eastAsia="ru-RU"/>
-        </w:rPr>
-      </w:pPr>
-    </w:p>
-    <w:p>
-      <w:pPr>
-        <w:spacing w:after="0" w:line="240" w:lineRule="auto"/>
-        <w:outlineLvl w:val="1"/>
+        <w:t>7</w:t>
+      </w:r>
+      <w:r>
         <w:rPr>
           <w:rFonts w:ascii="Times New Roman" w:eastAsia="Times New Roman" w:hAnsi="Times New Roman" w:cs="Times New Roman"/>
           <w:b/>
@@ -4403,17 +6870,7 @@
           <w:szCs w:val="40"/>
           <w:lang w:eastAsia="ru-RU"/>
         </w:rPr>
-      </w:pPr>
-      <w:r>
-        <w:rPr>
-          <w:rFonts w:ascii="Times New Roman" w:eastAsia="Times New Roman" w:hAnsi="Times New Roman" w:cs="Times New Roman"/>
-          <w:b/>
-          <w:bCs/>
-          <w:sz w:val="40"/>
-          <w:szCs w:val="40"/>
-          <w:lang w:eastAsia="ru-RU"/>
-        </w:rPr>
-        <w:t>8. Остальные требования</w:t>
+        <w:t>. Остальные требования</w:t>
       </w:r>
     </w:p>
     <w:p>
@@ -4438,7 +6895,18 @@
           <w:szCs w:val="28"/>
           <w:lang w:eastAsia="ru-RU"/>
         </w:rPr>
-        <w:t>8.1 Юридические и законодательные требования</w:t>
+        <w:t>7</w:t>
+      </w:r>
+      <w:r>
+        <w:rPr>
+          <w:rFonts w:ascii="Times New Roman" w:eastAsia="Times New Roman" w:hAnsi="Times New Roman" w:cs="Times New Roman"/>
+          <w:b/>
+          <w:bCs/>
+          <w:sz w:val="28"/>
+          <w:szCs w:val="28"/>
+          <w:lang w:eastAsia="ru-RU"/>
+        </w:rPr>
+        <w:t>.1 Юридические и законодательные требования</w:t>
       </w:r>
     </w:p>
     <w:p>
@@ -4568,7 +7036,18 @@
           <w:szCs w:val="28"/>
           <w:lang w:eastAsia="ru-RU"/>
         </w:rPr>
-        <w:t>8.2 Требования к установке и эксплуатации</w:t>
+        <w:t>7</w:t>
+      </w:r>
+      <w:r>
+        <w:rPr>
+          <w:rFonts w:ascii="Times New Roman" w:eastAsia="Times New Roman" w:hAnsi="Times New Roman" w:cs="Times New Roman"/>
+          <w:b/>
+          <w:bCs/>
+          <w:sz w:val="28"/>
+          <w:szCs w:val="28"/>
+          <w:lang w:eastAsia="ru-RU"/>
+        </w:rPr>
+        <w:t>.2 Требования к установке и эксплуатации</w:t>
       </w:r>
     </w:p>
     <w:p>
@@ -4707,7 +7186,18 @@
           <w:szCs w:val="28"/>
           <w:lang w:eastAsia="ru-RU"/>
         </w:rPr>
-        <w:t>8.3 Журналирование и мониторинг</w:t>
+        <w:t>7</w:t>
+      </w:r>
+      <w:r>
+        <w:rPr>
+          <w:rFonts w:ascii="Times New Roman" w:eastAsia="Times New Roman" w:hAnsi="Times New Roman" w:cs="Times New Roman"/>
+          <w:b/>
+          <w:bCs/>
+          <w:sz w:val="28"/>
+          <w:szCs w:val="28"/>
+          <w:lang w:eastAsia="ru-RU"/>
+        </w:rPr>
+        <w:t>.3 Журналирование и мониторинг</w:t>
       </w:r>
     </w:p>
     <w:p>
@@ -4837,7 +7327,18 @@
           <w:szCs w:val="28"/>
           <w:lang w:eastAsia="ru-RU"/>
         </w:rPr>
-        <w:t>8.4 Требования к обучению пользователей</w:t>
+        <w:t>7</w:t>
+      </w:r>
+      <w:r>
+        <w:rPr>
+          <w:rFonts w:ascii="Times New Roman" w:eastAsia="Times New Roman" w:hAnsi="Times New Roman" w:cs="Times New Roman"/>
+          <w:b/>
+          <w:bCs/>
+          <w:sz w:val="28"/>
+          <w:szCs w:val="28"/>
+          <w:lang w:eastAsia="ru-RU"/>
+        </w:rPr>
+        <w:t>.4 Требования к обучению пользователей</w:t>
       </w:r>
     </w:p>
     <w:p>
@@ -5171,7 +7672,11 @@
           <w:lang w:eastAsia="ru-RU"/>
         </w:rPr>
       </w:pPr>
-      <w:r>
+    </w:p>
+    <w:p>
+      <w:pPr>
+        <w:spacing w:after="0" w:line="240" w:lineRule="auto"/>
+        <w:outlineLvl w:val="1"/>
         <w:rPr>
           <w:rFonts w:ascii="Times New Roman" w:eastAsia="Times New Roman" w:hAnsi="Times New Roman" w:cs="Times New Roman"/>
           <w:b/>
@@ -5180,6 +7685,17 @@
           <w:szCs w:val="40"/>
           <w:lang w:eastAsia="ru-RU"/>
         </w:rPr>
+      </w:pPr>
+      <w:r>
+        <w:rPr>
+          <w:rFonts w:ascii="Times New Roman" w:eastAsia="Times New Roman" w:hAnsi="Times New Roman" w:cs="Times New Roman"/>
+          <w:b/>
+          <w:bCs/>
+          <w:sz w:val="40"/>
+          <w:szCs w:val="40"/>
+          <w:lang w:eastAsia="ru-RU"/>
+        </w:rPr>
+        <w:lastRenderedPageBreak/>
         <w:t>Источники</w:t>
       </w:r>
     </w:p>
@@ -5252,7 +7768,7 @@
           <w:lang w:eastAsia="ru-RU"/>
         </w:rPr>
       </w:pPr>
-      <w:hyperlink r:id="rId5" w:history="1">
+      <w:hyperlink r:id="rId6" w:history="1">
         <w:r>
           <w:rPr>
             <w:rFonts w:ascii="Times New Roman" w:eastAsia="Times New Roman" w:hAnsi="Times New Roman" w:cs="Times New Roman"/>
@@ -8530,6 +11046,155 @@
     </w:lvl>
   </w:abstractNum>
   <w:abstractNum w:abstractNumId="22" w15:restartNumberingAfterBreak="0">
+    <w:nsid w:val="4CA93EBC"/>
+    <w:multiLevelType w:val="multilevel"/>
+    <w:tmpl w:val="D71AAFCC"/>
+    <w:lvl w:ilvl="0">
+      <w:start w:val="1"/>
+      <w:numFmt w:val="bullet"/>
+      <w:lvlText w:val=""/>
+      <w:lvlJc w:val="left"/>
+      <w:pPr>
+        <w:tabs>
+          <w:tab w:val="num" w:pos="720"/>
+        </w:tabs>
+        <w:ind w:left="720" w:hanging="360"/>
+      </w:pPr>
+      <w:rPr>
+        <w:rFonts w:ascii="Symbol" w:hAnsi="Symbol" w:hint="default"/>
+        <w:sz w:val="20"/>
+      </w:rPr>
+    </w:lvl>
+    <w:lvl w:ilvl="1" w:tentative="1">
+      <w:start w:val="1"/>
+      <w:numFmt w:val="bullet"/>
+      <w:lvlText w:val="o"/>
+      <w:lvlJc w:val="left"/>
+      <w:pPr>
+        <w:tabs>
+          <w:tab w:val="num" w:pos="1440"/>
+        </w:tabs>
+        <w:ind w:left="1440" w:hanging="360"/>
+      </w:pPr>
+      <w:rPr>
+        <w:rFonts w:ascii="Courier New" w:hAnsi="Courier New" w:hint="default"/>
+        <w:sz w:val="20"/>
+      </w:rPr>
+    </w:lvl>
+    <w:lvl w:ilvl="2" w:tentative="1">
+      <w:start w:val="1"/>
+      <w:numFmt w:val="bullet"/>
+      <w:lvlText w:val=""/>
+      <w:lvlJc w:val="left"/>
+      <w:pPr>
+        <w:tabs>
+          <w:tab w:val="num" w:pos="2160"/>
+        </w:tabs>
+        <w:ind w:left="2160" w:hanging="360"/>
+      </w:pPr>
+      <w:rPr>
+        <w:rFonts w:ascii="Wingdings" w:hAnsi="Wingdings" w:hint="default"/>
+        <w:sz w:val="20"/>
+      </w:rPr>
+    </w:lvl>
+    <w:lvl w:ilvl="3" w:tentative="1">
+      <w:start w:val="1"/>
+      <w:numFmt w:val="bullet"/>
+      <w:lvlText w:val=""/>
+      <w:lvlJc w:val="left"/>
+      <w:pPr>
+        <w:tabs>
+          <w:tab w:val="num" w:pos="2880"/>
+        </w:tabs>
+        <w:ind w:left="2880" w:hanging="360"/>
+      </w:pPr>
+      <w:rPr>
+        <w:rFonts w:ascii="Wingdings" w:hAnsi="Wingdings" w:hint="default"/>
+        <w:sz w:val="20"/>
+      </w:rPr>
+    </w:lvl>
+    <w:lvl w:ilvl="4" w:tentative="1">
+      <w:start w:val="1"/>
+      <w:numFmt w:val="bullet"/>
+      <w:lvlText w:val=""/>
+      <w:lvlJc w:val="left"/>
+      <w:pPr>
+        <w:tabs>
+          <w:tab w:val="num" w:pos="3600"/>
+        </w:tabs>
+        <w:ind w:left="3600" w:hanging="360"/>
+      </w:pPr>
+      <w:rPr>
+        <w:rFonts w:ascii="Wingdings" w:hAnsi="Wingdings" w:hint="default"/>
+        <w:sz w:val="20"/>
+      </w:rPr>
+    </w:lvl>
+    <w:lvl w:ilvl="5" w:tentative="1">
+      <w:start w:val="1"/>
+      <w:numFmt w:val="bullet"/>
+      <w:lvlText w:val=""/>
+      <w:lvlJc w:val="left"/>
+      <w:pPr>
+        <w:tabs>
+          <w:tab w:val="num" w:pos="4320"/>
+        </w:tabs>
+        <w:ind w:left="4320" w:hanging="360"/>
+      </w:pPr>
+      <w:rPr>
+        <w:rFonts w:ascii="Wingdings" w:hAnsi="Wingdings" w:hint="default"/>
+        <w:sz w:val="20"/>
+      </w:rPr>
+    </w:lvl>
+    <w:lvl w:ilvl="6" w:tentative="1">
+      <w:start w:val="1"/>
+      <w:numFmt w:val="bullet"/>
+      <w:lvlText w:val=""/>
+      <w:lvlJc w:val="left"/>
+      <w:pPr>
+        <w:tabs>
+          <w:tab w:val="num" w:pos="5040"/>
+        </w:tabs>
+        <w:ind w:left="5040" w:hanging="360"/>
+      </w:pPr>
+      <w:rPr>
+        <w:rFonts w:ascii="Wingdings" w:hAnsi="Wingdings" w:hint="default"/>
+        <w:sz w:val="20"/>
+      </w:rPr>
+    </w:lvl>
+    <w:lvl w:ilvl="7" w:tentative="1">
+      <w:start w:val="1"/>
+      <w:numFmt w:val="bullet"/>
+      <w:lvlText w:val=""/>
+      <w:lvlJc w:val="left"/>
+      <w:pPr>
+        <w:tabs>
+          <w:tab w:val="num" w:pos="5760"/>
+        </w:tabs>
+        <w:ind w:left="5760" w:hanging="360"/>
+      </w:pPr>
+      <w:rPr>
+        <w:rFonts w:ascii="Wingdings" w:hAnsi="Wingdings" w:hint="default"/>
+        <w:sz w:val="20"/>
+      </w:rPr>
+    </w:lvl>
+    <w:lvl w:ilvl="8" w:tentative="1">
+      <w:start w:val="1"/>
+      <w:numFmt w:val="bullet"/>
+      <w:lvlText w:val=""/>
+      <w:lvlJc w:val="left"/>
+      <w:pPr>
+        <w:tabs>
+          <w:tab w:val="num" w:pos="6480"/>
+        </w:tabs>
+        <w:ind w:left="6480" w:hanging="360"/>
+      </w:pPr>
+      <w:rPr>
+        <w:rFonts w:ascii="Wingdings" w:hAnsi="Wingdings" w:hint="default"/>
+        <w:sz w:val="20"/>
+      </w:rPr>
+    </w:lvl>
+  </w:abstractNum>
+  <w:abstractNum w:abstractNumId="23" w15:restartNumberingAfterBreak="0">
     <w:nsid w:val="4EAD1927"/>
     <w:multiLevelType w:val="multilevel"/>
     <w:tmpl w:val="31CE0778"/>
@@ -8678,7 +11343,7 @@
       </w:rPr>
     </w:lvl>
   </w:abstractNum>
-  <w:abstractNum w:abstractNumId="23" w15:restartNumberingAfterBreak="0">
+  <w:abstractNum w:abstractNumId="24" w15:restartNumberingAfterBreak="0">
     <w:nsid w:val="595F4882"/>
     <w:multiLevelType w:val="multilevel"/>
     <w:tmpl w:val="E1146210"/>
@@ -8791,7 +11456,7 @@
       </w:pPr>
     </w:lvl>
   </w:abstractNum>
-  <w:abstractNum w:abstractNumId="24" w15:restartNumberingAfterBreak="0">
+  <w:abstractNum w:abstractNumId="25" w15:restartNumberingAfterBreak="0">
     <w:nsid w:val="622E4ED5"/>
     <w:multiLevelType w:val="multilevel"/>
     <w:tmpl w:val="17FEBC40"/>
@@ -8940,7 +11605,7 @@
       </w:rPr>
     </w:lvl>
   </w:abstractNum>
-  <w:abstractNum w:abstractNumId="25" w15:restartNumberingAfterBreak="0">
+  <w:abstractNum w:abstractNumId="26" w15:restartNumberingAfterBreak="0">
     <w:nsid w:val="66DC62E4"/>
     <w:multiLevelType w:val="multilevel"/>
     <w:tmpl w:val="2FB80F98"/>
@@ -9089,7 +11754,7 @@
       </w:rPr>
     </w:lvl>
   </w:abstractNum>
-  <w:abstractNum w:abstractNumId="26" w15:restartNumberingAfterBreak="0">
+  <w:abstractNum w:abstractNumId="27" w15:restartNumberingAfterBreak="0">
     <w:nsid w:val="6AD70922"/>
     <w:multiLevelType w:val="multilevel"/>
     <w:tmpl w:val="0A92D144"/>
@@ -9238,7 +11903,7 @@
       </w:rPr>
     </w:lvl>
   </w:abstractNum>
-  <w:abstractNum w:abstractNumId="27" w15:restartNumberingAfterBreak="0">
+  <w:abstractNum w:abstractNumId="28" w15:restartNumberingAfterBreak="0">
     <w:nsid w:val="6C497C77"/>
     <w:multiLevelType w:val="multilevel"/>
     <w:tmpl w:val="49BABDEA"/>
@@ -9387,7 +12052,7 @@
       </w:rPr>
     </w:lvl>
   </w:abstractNum>
-  <w:abstractNum w:abstractNumId="28" w15:restartNumberingAfterBreak="0">
+  <w:abstractNum w:abstractNumId="29" w15:restartNumberingAfterBreak="0">
     <w:nsid w:val="71080188"/>
     <w:multiLevelType w:val="multilevel"/>
     <w:tmpl w:val="CFCA0F22"/>
@@ -9536,7 +12201,7 @@
       </w:rPr>
     </w:lvl>
   </w:abstractNum>
-  <w:abstractNum w:abstractNumId="29" w15:restartNumberingAfterBreak="0">
+  <w:abstractNum w:abstractNumId="30" w15:restartNumberingAfterBreak="0">
     <w:nsid w:val="712E36A7"/>
     <w:multiLevelType w:val="multilevel"/>
     <w:tmpl w:val="A120E108"/>
@@ -9685,7 +12350,7 @@
       </w:rPr>
     </w:lvl>
   </w:abstractNum>
-  <w:abstractNum w:abstractNumId="30" w15:restartNumberingAfterBreak="0">
+  <w:abstractNum w:abstractNumId="31" w15:restartNumberingAfterBreak="0">
     <w:nsid w:val="72E45AB5"/>
     <w:multiLevelType w:val="multilevel"/>
     <w:tmpl w:val="36D0227A"/>
@@ -9834,7 +12499,7 @@
       </w:rPr>
     </w:lvl>
   </w:abstractNum>
-  <w:abstractNum w:abstractNumId="31" w15:restartNumberingAfterBreak="0">
+  <w:abstractNum w:abstractNumId="32" w15:restartNumberingAfterBreak="0">
     <w:nsid w:val="78F10537"/>
     <w:multiLevelType w:val="multilevel"/>
     <w:tmpl w:val="765073DA"/>
@@ -9990,28 +12655,28 @@
     <w:abstractNumId w:val="21"/>
   </w:num>
   <w:num w:numId="3">
-    <w:abstractNumId w:val="26"/>
+    <w:abstractNumId w:val="27"/>
   </w:num>
   <w:num w:numId="4">
-    <w:abstractNumId w:val="23"/>
+    <w:abstractNumId w:val="24"/>
   </w:num>
   <w:num w:numId="5">
     <w:abstractNumId w:val="12"/>
   </w:num>
   <w:num w:numId="6">
-    <w:abstractNumId w:val="28"/>
+    <w:abstractNumId w:val="29"/>
   </w:num>
   <w:num w:numId="7">
-    <w:abstractNumId w:val="25"/>
+    <w:abstractNumId w:val="26"/>
   </w:num>
   <w:num w:numId="8">
-    <w:abstractNumId w:val="22"/>
+    <w:abstractNumId w:val="23"/>
   </w:num>
   <w:num w:numId="9">
     <w:abstractNumId w:val="1"/>
   </w:num>
   <w:num w:numId="10">
-    <w:abstractNumId w:val="29"/>
+    <w:abstractNumId w:val="30"/>
   </w:num>
   <w:num w:numId="11">
     <w:abstractNumId w:val="20"/>
@@ -10035,16 +12700,16 @@
     <w:abstractNumId w:val="19"/>
   </w:num>
   <w:num w:numId="18">
-    <w:abstractNumId w:val="31"/>
+    <w:abstractNumId w:val="32"/>
   </w:num>
   <w:num w:numId="19">
-    <w:abstractNumId w:val="27"/>
+    <w:abstractNumId w:val="28"/>
   </w:num>
   <w:num w:numId="20">
     <w:abstractNumId w:val="5"/>
   </w:num>
   <w:num w:numId="21">
-    <w:abstractNumId w:val="24"/>
+    <w:abstractNumId w:val="25"/>
   </w:num>
   <w:num w:numId="22">
     <w:abstractNumId w:val="15"/>
@@ -10065,7 +12730,7 @@
     <w:abstractNumId w:val="11"/>
   </w:num>
   <w:num w:numId="28">
-    <w:abstractNumId w:val="30"/>
+    <w:abstractNumId w:val="31"/>
   </w:num>
   <w:num w:numId="29">
     <w:abstractNumId w:val="3"/>
@@ -10078,6 +12743,9 @@
   </w:num>
   <w:num w:numId="32">
     <w:abstractNumId w:val="10"/>
+  </w:num>
+  <w:num w:numId="33">
+    <w:abstractNumId w:val="22"/>
   </w:num>
 </w:numbering>
 </file>
